--- a/legal/freelance/word/02_CONTRAT_PRESTATION.docx
+++ b/legal/freelance/word/02_CONTRAT_PRESTATION.docx
@@ -722,6 +722,118 @@
     </w:p>
     <w:p/>
     <w:p>
+      <w:r>
+        <w:t xml:space="preserve">4.6 </w:t>
+      </w:r>
+      <w:r>
+        <w:rPr>
+          <w:b/>
+        </w:rPr>
+        <w:t>Intervenant nommément désigné (clause « key man »).</w:t>
+      </w:r>
+      <w:r>
+        <w:t xml:space="preserve"> Lorsque le Prestataire est une société, les Prestations doivent être exécutées personnellement par </w:t>
+      </w:r>
+      <w:r>
+        <w:rPr>
+          <w:b/>
+        </w:rPr>
+        <w:t>[À COMPLÉTER : NOM Prénom de l'intervenant nommément désigné]</w:t>
+      </w:r>
+      <w:r>
+        <w:t>, dont les compétences et l'expérience ont déterminé le choix de PDLConsulting. Le Prestataire s'interdit d'affecter à l'exécution des Prestations toute autre personne sans l'accord écrit et préalable de PDLConsulting, qui pourra refuser librement et sans avoir à motiver sa décision. En cas d'indisponibilité prolongée (plus de quinze (15) jours calendaires) de l'intervenant désigné, le Prestataire en informe PDLConsulting sans délai, et les Parties conviennent ensemble des modalités de poursuite ou de suspension des Prestations.</w:t>
+      </w:r>
+    </w:p>
+    <w:p/>
+    <w:p>
+      <w:r>
+        <w:t xml:space="preserve">4.7 </w:t>
+      </w:r>
+      <w:r>
+        <w:rPr>
+          <w:b/>
+        </w:rPr>
+        <w:t>Transparence sur les missions parallèles.</w:t>
+      </w:r>
+      <w:r>
+        <w:t xml:space="preserve"> Le Prestataire informe spontanément PDLConsulting de toute mission, en cours ou en projet, qu'il exerce ou envisage d'exercer pour le compte d'un tiers exerçant une activité dans le domaine du logiciel, de l'intelligence artificielle, du traitement automatique de langage ou du courrier électronique, et qui serait susceptible de générer un conflit d'intérêts avec les Prestations objet du présent Contrat. PDLConsulting peut alors, dans un délai raisonnable, soit donner son accord écrit sur la poursuite simultanée des missions, soit demander au Prestataire de choisir entre les deux engagements, soit résilier le Contrat dans les conditions de l'article 13.</w:t>
+      </w:r>
+    </w:p>
+    <w:p/>
+    <w:p>
+      <w:r>
+        <w:t xml:space="preserve">4.8 </w:t>
+      </w:r>
+      <w:r>
+        <w:rPr>
+          <w:b/>
+        </w:rPr>
+        <w:t>Communication externe — image et confidentialité de la relation.</w:t>
+      </w:r>
+      <w:r>
+        <w:t xml:space="preserve"> Sauf accord écrit et préalable de PDLConsulting, le Prestataire s'interdit, pendant la durée du Contrat et pendant une période de </w:t>
+      </w:r>
+      <w:r>
+        <w:rPr>
+          <w:b/>
+        </w:rPr>
+        <w:t>vingt-quatre (24) mois</w:t>
+      </w:r>
+      <w:r>
+        <w:t xml:space="preserve"> suivant sa cessation, de :</w:t>
+      </w:r>
+    </w:p>
+    <w:p/>
+    <w:p>
+      <w:pPr>
+        <w:ind w:left="454"/>
+      </w:pPr>
+      <w:r>
+        <w:rPr>
+          <w:b/>
+        </w:rPr>
+        <w:t xml:space="preserve">a) </w:t>
+      </w:r>
+      <w:r>
+        <w:t>Mentionner publiquement la relation contractuelle avec PDLConsulting ou avec le produit BoosterMail (notamment sur des réseaux sociaux professionnels comme LinkedIn, sur GitHub, sur son site personnel, dans des conférences, articles, podcasts ou interviews) ;</w:t>
+      </w:r>
+    </w:p>
+    <w:p>
+      <w:pPr>
+        <w:ind w:left="454"/>
+      </w:pPr>
+      <w:r>
+        <w:rPr>
+          <w:b/>
+        </w:rPr>
+        <w:t xml:space="preserve">b) </w:t>
+      </w:r>
+      <w:r>
+        <w:t>Utiliser le nom, le logo, les éléments graphiques ou la dénomination commerciale de PDLConsulting ou de BoosterMail dans tout document de promotion personnelle, portfolio, CV, ou tout autre support ;</w:t>
+      </w:r>
+    </w:p>
+    <w:p>
+      <w:pPr>
+        <w:ind w:left="454"/>
+      </w:pPr>
+      <w:r>
+        <w:rPr>
+          <w:b/>
+        </w:rPr>
+        <w:t xml:space="preserve">c) </w:t>
+      </w:r>
+      <w:r>
+        <w:t>Faire référence aux travaux exécutés pour le compte de PDLConsulting dans tout devis ou proposition commerciale adressée à un tiers, sauf de manière strictement générique et dans le respect des obligations de confidentialité.</w:t>
+      </w:r>
+    </w:p>
+    <w:p/>
+    <w:p>
+      <w:r>
+        <w:t>PDLConsulting s'engage en retour à examiner avec bienveillance toute demande d'autorisation préalable du Prestataire portant sur des mentions strictement génériques (par exemple : mention « éditeur SaaS B2B basé à l'international » sans citation directe de BoosterMail) et à y répondre dans un délai raisonnable.</w:t>
+      </w:r>
+    </w:p>
+    <w:p/>
+    <w:p>
       <w:pPr>
         <w:pBdr>
           <w:bottom w:val="single" w:sz="6" w:space="1" w:color="999999"/>
@@ -886,7 +998,56 @@
         <w:t xml:space="preserve">i) </w:t>
       </w:r>
       <w:r>
-        <w:t>Respecter les obligations de confidentialité résultant du NDA signé séparément.</w:t>
+        <w:t>Respecter les obligations de confidentialité résultant du NDA signé séparément ;</w:t>
+      </w:r>
+    </w:p>
+    <w:p>
+      <w:pPr>
+        <w:ind w:left="454"/>
+      </w:pPr>
+      <w:r>
+        <w:rPr>
+          <w:b/>
+        </w:rPr>
+        <w:t xml:space="preserve">j) </w:t>
+      </w:r>
+      <w:r>
+        <w:rPr>
+          <w:b/>
+        </w:rPr>
+        <w:t>Documenter systématiquement</w:t>
+      </w:r>
+      <w:r>
+        <w:t xml:space="preserve"> ses développements (commentaires de code lorsqu'ils éclairent une décision non évidente, README techniques, schémas d'architecture, diagrammes de séquence, instructions de déploiement, conditions d'usage des composants tiers, listes des dépendances), de manière à permettre la reprise complète et autonome des Prestations par toute personne disposant des compétences requises, dans un délai raisonnable et sans accès au Prestataire ;</w:t>
+      </w:r>
+    </w:p>
+    <w:p>
+      <w:pPr>
+        <w:ind w:left="454"/>
+      </w:pPr>
+      <w:r>
+        <w:rPr>
+          <w:b/>
+        </w:rPr>
+        <w:t xml:space="preserve">k) </w:t>
+      </w:r>
+      <w:r>
+        <w:rPr>
+          <w:b/>
+        </w:rPr>
+        <w:t>Coopérer aux opérations d'audit</w:t>
+      </w:r>
+      <w:r>
+        <w:t xml:space="preserve"> que PDLConsulting pourrait diligenter, en particulier dans le cadre d'opérations de due diligence préalables à une levée de fonds, à une cession de tout ou partie de l'activité, ou à un audit de conformité (sécurité, RGPD, propriété intellectuelle), en fournissant à première demande tous documents, attestations, accès et informations de nature à établir le respect par le Prestataire de ses obligations contractuelles. Cette obligation perdure pendant </w:t>
+      </w:r>
+      <w:r>
+        <w:rPr>
+          <w:b/>
+        </w:rPr>
+        <w:t>vingt-quatre (24) mois</w:t>
+      </w:r>
+      <w:r>
+        <w:t xml:space="preserve"> suivant la cessation du Contrat.</w:t>
       </w:r>
     </w:p>
     <w:p/>
@@ -1530,7 +1691,7 @@
         <w:rPr>
           <w:b/>
         </w:rPr>
-        <w:t>Cession exclusive et définitive.</w:t>
+        <w:t>Cession exclusive et définitive — Effet à la création.</w:t>
       </w:r>
       <w:r>
         <w:t xml:space="preserve"> Le Prestataire </w:t>
@@ -1551,7 +1712,16 @@
         <w:t>à titre exclusif et définitif</w:t>
       </w:r>
       <w:r>
-        <w:t>, à compter du paiement intégral de chaque facture afférente aux Prestations correspondantes, l'ensemble des droits de propriété intellectuelle attachés aux Œuvres, et ce :</w:t>
+        <w:t xml:space="preserve">, </w:t>
+      </w:r>
+      <w:r>
+        <w:rPr>
+          <w:b/>
+        </w:rPr>
+        <w:t>au fur et à mesure de la création des Œuvres</w:t>
+      </w:r>
+      <w:r>
+        <w:t xml:space="preserve"> et de manière automatique, sans formalité supplémentaire, l'ensemble des droits de propriété intellectuelle attachés aux Œuvres, et ce :</w:t>
       </w:r>
     </w:p>
     <w:p/>
@@ -1680,6 +1850,30 @@
     <w:p/>
     <w:p>
       <w:r>
+        <w:t xml:space="preserve">Le </w:t>
+      </w:r>
+      <w:r>
+        <w:rPr>
+          <w:b/>
+        </w:rPr>
+        <w:t>paiement des Prestations</w:t>
+      </w:r>
+      <w:r>
+        <w:t xml:space="preserve"> par PDLConsulting constitue une </w:t>
+      </w:r>
+      <w:r>
+        <w:rPr>
+          <w:b/>
+        </w:rPr>
+        <w:t>condition financière</w:t>
+      </w:r>
+      <w:r>
+        <w:t xml:space="preserve"> de l'exécution du Contrat ; il ne conditionne pas la validité ou la prise d'effet de la cession des droits, laquelle est acquise à PDLConsulting dès la création des Œuvres. En cas de non-paiement total ou partiel d'une facture régulièrement émise, le Prestataire conserve l'intégralité des voies de droit commun pour recouvrer son dû (mise en demeure, action en paiement, suspension de l'exécution dans les conditions de l'article 8.7), à l'exclusion de toute revendication d'un quelconque droit de propriété ou d'usage sur les Œuvres déjà créées.</w:t>
+      </w:r>
+    </w:p>
+    <w:p/>
+    <w:p>
+      <w:r>
         <w:t xml:space="preserve">9.3 </w:t>
       </w:r>
       <w:r>
@@ -1935,7 +2129,7 @@
         <w:rPr>
           <w:b/>
         </w:rPr>
-        <w:t>Non-sollicitation.</w:t>
+        <w:t>Non-sollicitation des collaborateurs et prestataires.</w:t>
       </w:r>
       <w:r>
         <w:t xml:space="preserve"> Pendant toute la durée du Contrat et pendant une période de </w:t>
@@ -1944,22 +2138,138 @@
         <w:rPr>
           <w:b/>
         </w:rPr>
-        <w:t>douze (12) mois</w:t>
-      </w:r>
-      <w:r>
-        <w:t xml:space="preserve"> suivant sa cessation, pour quelque cause que ce soit, le Prestataire s'interdit de solliciter, débaucher ou employer, directement ou indirectement, tout salarié, mandataire ou prestataire de PDLConsulting, sans accord écrit préalable de cette dernière.</w:t>
+        <w:t>vingt-quatre (24) mois</w:t>
+      </w:r>
+      <w:r>
+        <w:t xml:space="preserve"> suivant sa cessation, pour quelque cause que ce soit, le Prestataire s'interdit, directement ou indirectement, par personne interposée ou pour le compte d'un tiers, de :</w:t>
       </w:r>
     </w:p>
     <w:p/>
     <w:p>
-      <w:r>
-        <w:t xml:space="preserve">11.2 </w:t>
-      </w:r>
+      <w:pPr>
+        <w:ind w:left="454"/>
+      </w:pPr>
       <w:r>
         <w:rPr>
           <w:b/>
         </w:rPr>
-        <w:t>Non-concurrence limitée.</w:t>
+        <w:t xml:space="preserve">a) </w:t>
+      </w:r>
+      <w:r>
+        <w:t>Solliciter, débaucher, recruter ou tenter de recruter tout salarié, mandataire, dirigeant ou prestataire de PDLConsulting ;</w:t>
+      </w:r>
+    </w:p>
+    <w:p>
+      <w:pPr>
+        <w:ind w:left="454"/>
+      </w:pPr>
+      <w:r>
+        <w:rPr>
+          <w:b/>
+        </w:rPr>
+        <w:t xml:space="preserve">b) </w:t>
+      </w:r>
+      <w:r>
+        <w:t>Inciter ou tenter d'inciter l'une de ces personnes à mettre fin à sa relation contractuelle ou de service avec PDLConsulting ;</w:t>
+      </w:r>
+    </w:p>
+    <w:p>
+      <w:pPr>
+        <w:ind w:left="454"/>
+      </w:pPr>
+      <w:r>
+        <w:rPr>
+          <w:b/>
+        </w:rPr>
+        <w:t xml:space="preserve">c) </w:t>
+      </w:r>
+      <w:r>
+        <w:t>Conclure une relation contractuelle ou de service avec l'une de ces personnes lorsque ladite relation a son origine, directe ou indirecte, dans la connaissance acquise au sein de PDLConsulting.</w:t>
+      </w:r>
+    </w:p>
+    <w:p/>
+    <w:p>
+      <w:r>
+        <w:t xml:space="preserve">11.2 </w:t>
+      </w:r>
+      <w:r>
+        <w:rPr>
+          <w:b/>
+        </w:rPr>
+        <w:t>Non-sollicitation des clients et prospects.</w:t>
+      </w:r>
+      <w:r>
+        <w:t xml:space="preserve"> Pendant toute la durée du Contrat et pendant une période de </w:t>
+      </w:r>
+      <w:r>
+        <w:rPr>
+          <w:b/>
+        </w:rPr>
+        <w:t>vingt-quatre (24) mois</w:t>
+      </w:r>
+      <w:r>
+        <w:t xml:space="preserve"> suivant sa cessation, pour quelque cause que ce soit, le Prestataire s'interdit, directement ou indirectement, par personne interposée ou pour le compte d'un tiers, de :</w:t>
+      </w:r>
+    </w:p>
+    <w:p/>
+    <w:p>
+      <w:pPr>
+        <w:ind w:left="454"/>
+      </w:pPr>
+      <w:r>
+        <w:rPr>
+          <w:b/>
+        </w:rPr>
+        <w:t xml:space="preserve">a) </w:t>
+      </w:r>
+      <w:r>
+        <w:t>Solliciter, démarcher ou contacter à des fins commerciales tout client de PDLConsulting (utilisateur du logiciel BoosterMail à titre payant ou gratuit) dont il aurait eu connaissance dans le cadre de l'exécution du Contrat ;</w:t>
+      </w:r>
+    </w:p>
+    <w:p>
+      <w:pPr>
+        <w:ind w:left="454"/>
+      </w:pPr>
+      <w:r>
+        <w:rPr>
+          <w:b/>
+        </w:rPr>
+        <w:t xml:space="preserve">b) </w:t>
+      </w:r>
+      <w:r>
+        <w:t>Solliciter, démarcher ou contacter à des fins commerciales tout prospect de PDLConsulting (personne ou entité avec laquelle PDLConsulting est en relation commerciale active en vue de la conclusion d'un contrat) dont il aurait eu connaissance dans le cadre de l'exécution du Contrat ;</w:t>
+      </w:r>
+    </w:p>
+    <w:p>
+      <w:pPr>
+        <w:ind w:left="454"/>
+      </w:pPr>
+      <w:r>
+        <w:rPr>
+          <w:b/>
+        </w:rPr>
+        <w:t xml:space="preserve">c) </w:t>
+      </w:r>
+      <w:r>
+        <w:t>Détourner, directement ou indirectement, la clientèle ou les prospects de PDLConsulting au profit d'une activité concurrente, qu'elle soit la sienne propre ou celle d'un tiers.</w:t>
+      </w:r>
+    </w:p>
+    <w:p/>
+    <w:p>
+      <w:r>
+        <w:t>La présente obligation est limitée aux clients et prospects effectivement connus du Prestataire à l'occasion de l'exécution du Contrat, à l'exclusion de toute personne ou entité dont le Prestataire pourrait justifier d'une relation commerciale antérieure et indépendante.</w:t>
+      </w:r>
+    </w:p>
+    <w:p/>
+    <w:p>
+      <w:r>
+        <w:t xml:space="preserve">11.3 </w:t>
+      </w:r>
+      <w:r>
+        <w:rPr>
+          <w:b/>
+        </w:rPr>
+        <w:t>Non-concurrence en cours de Contrat.</w:t>
       </w:r>
       <w:r>
         <w:t xml:space="preserve"> Pendant toute la durée du Contrat, le Prestataire s'interdit d'exécuter, directement ou indirectement, toute prestation de développement logiciel pour toute entreprise éditant un produit </w:t>
@@ -1971,28 +2281,581 @@
         <w:t>directement concurrent</w:t>
       </w:r>
       <w:r>
-        <w:t xml:space="preserve"> de BoosterMail, à savoir : un assistant de génération automatisée de réponses email s'intégrant à Microsoft Outlook ou similaires, à destination de la clientèle professionnelle francophone.</w:t>
+        <w:t xml:space="preserve"> de BoosterMail, à savoir : un assistant de génération automatisée de réponses email s'intégrant à Microsoft Outlook, Microsoft 365, Gmail Workspace ou tout autre client de messagerie professionnelle, à destination de la clientèle professionnelle francophone ou anglophone.</w:t>
       </w:r>
     </w:p>
     <w:p/>
     <w:p>
       <w:r>
-        <w:t xml:space="preserve">11.3 [OPTION : si Yvan veut une non-concurrence post-contrat, NE PAS l'imposer sans avocat — risque de nullité en France si non rémunérée et trop large] Compte tenu de la nature limitée du marché concerné et dans le respect du principe de proportionnalité posé par la jurisprudence française, </w:t>
+        <w:t xml:space="preserve">11.4 </w:t>
       </w:r>
       <w:r>
         <w:rPr>
           <w:b/>
         </w:rPr>
-        <w:t>aucune obligation de non-concurrence post-contractuelle</w:t>
-      </w:r>
-      <w:r>
-        <w:t xml:space="preserve"> n'est imposée au Prestataire au-delà des obligations de confidentialité visées à l'article 10.</w:t>
+        <w:t>Non-concurrence post-contractuelle.</w:t>
       </w:r>
     </w:p>
     <w:p/>
     <w:p>
-      <w:r>
-        <w:t>11.4 Le Prestataire reste libre d'exercer toute autre activité professionnelle, y compris au profit de clients du secteur informatique, sous réserve du respect strict des obligations de confidentialité et de l'absence de conflit d'intérêts avéré.</w:t>
+      <w:pPr>
+        <w:ind w:left="340"/>
+      </w:pPr>
+      <w:r>
+        <w:rPr>
+          <w:i/>
+          <w:color w:val="595959"/>
+        </w:rPr>
+        <w:t xml:space="preserve">« </w:t>
+      </w:r>
+      <w:r>
+        <w:rPr>
+          <w:i/>
+          <w:color w:val="595959"/>
+        </w:rPr>
+        <w:t xml:space="preserve">⚠️ </w:t>
+      </w:r>
+      <w:r>
+        <w:rPr>
+          <w:b/>
+          <w:i/>
+          <w:color w:val="595959"/>
+        </w:rPr>
+        <w:t>AVERTISSEMENT CRITIQUE — À FAIRE VALIDER PAR AVOCAT AVANT SIGNATURE</w:t>
+      </w:r>
+      <w:r>
+        <w:rPr>
+          <w:i/>
+        </w:rPr>
+        <w:t xml:space="preserve"> »</w:t>
+      </w:r>
+    </w:p>
+    <w:p>
+      <w:pPr>
+        <w:ind w:left="340"/>
+      </w:pPr>
+      <w:r>
+        <w:rPr>
+          <w:i/>
+          <w:color w:val="595959"/>
+        </w:rPr>
+        <w:t xml:space="preserve">« </w:t>
+      </w:r>
+      <w:r>
+        <w:rPr>
+          <w:i/>
+          <w:color w:val="595959"/>
+        </w:rPr>
+        <w:t xml:space="preserve">En droit français, une clause de non-concurrence post-contractuelle de </w:t>
+      </w:r>
+      <w:r>
+        <w:rPr>
+          <w:b/>
+          <w:i/>
+          <w:color w:val="595959"/>
+        </w:rPr>
+        <w:t>soixante (60) mois</w:t>
+      </w:r>
+      <w:r>
+        <w:rPr>
+          <w:i/>
+          <w:color w:val="595959"/>
+        </w:rPr>
+        <w:t xml:space="preserve"> imposée à un prestataire indépendant est considérée par la jurisprudence comme manifestement excessive dans la grande majorité des cas (Cass. com. 4 juin 2002 n° 00-14.092, Cass. com. 15 mars 2011 n° 10-13.824, et lignée jurisprudentielle constante). Le juge peut </w:t>
+      </w:r>
+      <w:r>
+        <w:rPr>
+          <w:b/>
+          <w:i/>
+          <w:color w:val="595959"/>
+        </w:rPr>
+        <w:t>annuler la clause dans son intégralité</w:t>
+      </w:r>
+      <w:r>
+        <w:rPr>
+          <w:i/>
+          <w:color w:val="595959"/>
+        </w:rPr>
+        <w:t xml:space="preserve"> ou la </w:t>
+      </w:r>
+      <w:r>
+        <w:rPr>
+          <w:b/>
+          <w:i/>
+          <w:color w:val="595959"/>
+        </w:rPr>
+        <w:t>réduire</w:t>
+      </w:r>
+      <w:r>
+        <w:rPr>
+          <w:i/>
+          <w:color w:val="595959"/>
+        </w:rPr>
+        <w:t xml:space="preserve"> à une durée jugée raisonnable (généralement 12 à 24 mois), sans pour autant nécessairement réduire la contrepartie financière correspondante. </w:t>
+      </w:r>
+      <w:r>
+        <w:rPr>
+          <w:b/>
+          <w:i/>
+          <w:color w:val="595959"/>
+        </w:rPr>
+        <w:t>L'activation de cette clause expose PDLConsulting à un coût significatif sans garantie d'efficacité juridique.</w:t>
+      </w:r>
+      <w:r>
+        <w:rPr>
+          <w:i/>
+          <w:color w:val="595959"/>
+        </w:rPr>
+        <w:t xml:space="preserve"> Un avocat doit être consulté avant signature pour ajuster la durée, le périmètre et la contrepartie en fonction de la situation réelle (en particulier : rémunération du Prestataire, ancienneté de la collaboration, criticité réelle des informations détenues).</w:t>
+      </w:r>
+      <w:r>
+        <w:rPr>
+          <w:i/>
+        </w:rPr>
+        <w:t xml:space="preserve"> »</w:t>
+      </w:r>
+    </w:p>
+    <w:p/>
+    <w:p>
+      <w:r>
+        <w:t xml:space="preserve">11.4.1 </w:t>
+      </w:r>
+      <w:r>
+        <w:rPr>
+          <w:b/>
+        </w:rPr>
+        <w:t>Engagement de non-concurrence.</w:t>
+      </w:r>
+      <w:r>
+        <w:t xml:space="preserve"> Pendant une durée de </w:t>
+      </w:r>
+      <w:r>
+        <w:rPr>
+          <w:b/>
+        </w:rPr>
+        <w:t>soixante (60) mois</w:t>
+      </w:r>
+      <w:r>
+        <w:t xml:space="preserve"> (cinq (5) années) suivant la cessation du Contrat, pour quelque cause que ce soit, le Prestataire s'interdit, directement ou indirectement, par personne interposée ou pour le compte d'un tiers, d'exercer ou de participer à une activité de développement, conception, ou édition d'un produit logiciel directement concurrent de BoosterMail.</w:t>
+      </w:r>
+    </w:p>
+    <w:p/>
+    <w:p>
+      <w:r>
+        <w:t xml:space="preserve">11.4.2 </w:t>
+      </w:r>
+      <w:r>
+        <w:rPr>
+          <w:b/>
+        </w:rPr>
+        <w:t>Définition du produit concurrent.</w:t>
+      </w:r>
+      <w:r>
+        <w:t xml:space="preserve"> Est considéré comme directement concurrent au sens du présent article tout produit logiciel répondant cumulativement aux caractéristiques suivantes :</w:t>
+      </w:r>
+    </w:p>
+    <w:p/>
+    <w:p>
+      <w:pPr>
+        <w:ind w:left="454"/>
+      </w:pPr>
+      <w:r>
+        <w:rPr>
+          <w:b/>
+        </w:rPr>
+        <w:t xml:space="preserve">a) </w:t>
+      </w:r>
+      <w:r>
+        <w:t>Assistant de génération, suggestion ou rédaction automatisée de réponses email ;</w:t>
+      </w:r>
+    </w:p>
+    <w:p>
+      <w:pPr>
+        <w:ind w:left="454"/>
+      </w:pPr>
+      <w:r>
+        <w:rPr>
+          <w:b/>
+        </w:rPr>
+        <w:t xml:space="preserve">b) </w:t>
+      </w:r>
+      <w:r>
+        <w:t>S'intégrant à un client de messagerie professionnelle (Microsoft Outlook, Microsoft 365, Gmail Workspace, ou tout client équivalent) ;</w:t>
+      </w:r>
+    </w:p>
+    <w:p>
+      <w:pPr>
+        <w:ind w:left="454"/>
+      </w:pPr>
+      <w:r>
+        <w:rPr>
+          <w:b/>
+        </w:rPr>
+        <w:t xml:space="preserve">c) </w:t>
+      </w:r>
+      <w:r>
+        <w:t>Reposant sur des modèles d'intelligence artificielle générative ou des techniques équivalentes ;</w:t>
+      </w:r>
+    </w:p>
+    <w:p>
+      <w:pPr>
+        <w:ind w:left="454"/>
+      </w:pPr>
+      <w:r>
+        <w:rPr>
+          <w:b/>
+        </w:rPr>
+        <w:t xml:space="preserve">d) </w:t>
+      </w:r>
+      <w:r>
+        <w:t>S'adressant à une clientèle professionnelle (TPE/PME, professions libérales, dirigeants, fonctions support) francophone ou anglophone.</w:t>
+      </w:r>
+    </w:p>
+    <w:p/>
+    <w:p>
+      <w:r>
+        <w:t xml:space="preserve">11.4.3 </w:t>
+      </w:r>
+      <w:r>
+        <w:rPr>
+          <w:b/>
+        </w:rPr>
+        <w:t>Périmètre géographique et matériel.</w:t>
+      </w:r>
+      <w:r>
+        <w:t xml:space="preserve"> L'obligation s'applique :</w:t>
+      </w:r>
+    </w:p>
+    <w:p/>
+    <w:p>
+      <w:pPr>
+        <w:ind w:left="454"/>
+      </w:pPr>
+      <w:r>
+        <w:rPr>
+          <w:b/>
+        </w:rPr>
+        <w:t xml:space="preserve">a) </w:t>
+      </w:r>
+      <w:r>
+        <w:t xml:space="preserve">Sur le </w:t>
+      </w:r>
+      <w:r>
+        <w:rPr>
+          <w:b/>
+        </w:rPr>
+        <w:t>territoire</w:t>
+      </w:r>
+      <w:r>
+        <w:t xml:space="preserve"> de l'Union européenne, du Royaume-Uni, de la Suisse et des États-Unis d'Amérique ;</w:t>
+      </w:r>
+    </w:p>
+    <w:p>
+      <w:pPr>
+        <w:ind w:left="454"/>
+      </w:pPr>
+      <w:r>
+        <w:rPr>
+          <w:b/>
+        </w:rPr>
+        <w:t xml:space="preserve">b) </w:t>
+      </w:r>
+      <w:r>
+        <w:t xml:space="preserve">Aux </w:t>
+      </w:r>
+      <w:r>
+        <w:rPr>
+          <w:b/>
+        </w:rPr>
+        <w:t>fonctions</w:t>
+      </w:r>
+      <w:r>
+        <w:t xml:space="preserve"> de conception produit, architecture technique, direction technique (CTO ou équivalent), lead développement, et direction du produit (PM, CPO ou équivalent) ;</w:t>
+      </w:r>
+    </w:p>
+    <w:p>
+      <w:pPr>
+        <w:ind w:left="454"/>
+      </w:pPr>
+      <w:r>
+        <w:rPr>
+          <w:b/>
+        </w:rPr>
+        <w:t xml:space="preserve">c) </w:t>
+      </w:r>
+      <w:r>
+        <w:t>N'est pas concerné le simple usage d'un produit concurrent en qualité de client ou d'utilisateur final.</w:t>
+      </w:r>
+    </w:p>
+    <w:p/>
+    <w:p>
+      <w:r>
+        <w:t xml:space="preserve">11.4.4 </w:t>
+      </w:r>
+      <w:r>
+        <w:rPr>
+          <w:b/>
+        </w:rPr>
+        <w:t>Contrepartie financière.</w:t>
+      </w:r>
+      <w:r>
+        <w:t xml:space="preserve"> En application des principes posés par la jurisprudence française précitée, la présente obligation de non-concurrence est assortie du versement par PDLConsulting au Prestataire d'une </w:t>
+      </w:r>
+      <w:r>
+        <w:rPr>
+          <w:b/>
+        </w:rPr>
+        <w:t>contrepartie financière mensuelle</w:t>
+      </w:r>
+      <w:r>
+        <w:t>, due pendant toute la durée d'application de l'obligation et jusqu'à son terme :</w:t>
+      </w:r>
+    </w:p>
+    <w:p/>
+    <w:p>
+      <w:pPr>
+        <w:pStyle w:val="ListBullet"/>
+      </w:pPr>
+      <w:r>
+        <w:rPr>
+          <w:b/>
+        </w:rPr>
+        <w:t>Montant</w:t>
+      </w:r>
+      <w:r>
+        <w:t xml:space="preserve"> : [À COMPLÉTER : montant à négocier — repère indicatif : 30 % du revenu mensuel moyen perçu par le Prestataire au titre du Contrat sur les douze (12) mois précédant la cessation du Contrat. Pour fixer les idées, sur la base d'un TJM de 500 € et 15 jours travaillés/mois (revenu mensuel ~7 500 € HT), une contrepartie de 30 % représenterait ~2 250 €/mois × 60 mois = </w:t>
+      </w:r>
+      <w:r>
+        <w:rPr>
+          <w:b/>
+        </w:rPr>
+        <w:t>~135 000 € HT</w:t>
+      </w:r>
+      <w:r>
+        <w:t xml:space="preserve"> sur la durée totale]</w:t>
+      </w:r>
+    </w:p>
+    <w:p>
+      <w:pPr>
+        <w:pStyle w:val="ListBullet"/>
+      </w:pPr>
+      <w:r>
+        <w:rPr>
+          <w:b/>
+        </w:rPr>
+        <w:t>Versement</w:t>
+      </w:r>
+      <w:r>
+        <w:t xml:space="preserve"> : mensuel, à terme échu, par virement bancaire, dans les quinze (15) premiers jours de chaque mois pendant les soixante (60) mois ;</w:t>
+      </w:r>
+    </w:p>
+    <w:p>
+      <w:pPr>
+        <w:pStyle w:val="ListBullet"/>
+      </w:pPr>
+      <w:r>
+        <w:rPr>
+          <w:b/>
+        </w:rPr>
+        <w:t>Cessation anticipée du versement</w:t>
+      </w:r>
+      <w:r>
+        <w:t xml:space="preserve"> : le versement de la contrepartie cesse de plein droit en cas de manquement du Prestataire à l'obligation de non-concurrence, sans préjudice du droit pour PDLConsulting de demander la restitution des sommes déjà versées et la réparation du préjudice subi.</w:t>
+      </w:r>
+    </w:p>
+    <w:p/>
+    <w:p>
+      <w:r>
+        <w:t xml:space="preserve">11.4.5 </w:t>
+      </w:r>
+      <w:r>
+        <w:rPr>
+          <w:b/>
+        </w:rPr>
+        <w:t>Levée de l'obligation par PDLConsulting.</w:t>
+      </w:r>
+      <w:r>
+        <w:t xml:space="preserve"> PDLConsulting peut, à tout moment, et notamment dans un délai de quinze (15) jours suivant la cessation du Contrat, renoncer </w:t>
+      </w:r>
+      <w:r>
+        <w:rPr>
+          <w:b/>
+        </w:rPr>
+        <w:t>par notification écrite</w:t>
+      </w:r>
+      <w:r>
+        <w:t xml:space="preserve"> à tout ou partie de l'obligation de non-concurrence prévue au présent article 11.4, auquel cas la contrepartie financière correspondante cesse d'être due. La levée peut être totale, partielle (réduction de durée, de périmètre, etc.), conditionnelle ou définitive.</w:t>
+      </w:r>
+    </w:p>
+    <w:p/>
+    <w:p>
+      <w:r>
+        <w:t xml:space="preserve">11.4.6 </w:t>
+      </w:r>
+      <w:r>
+        <w:rPr>
+          <w:b/>
+        </w:rPr>
+        <w:t>Réduction par le juge — Clause de sauvegarde.</w:t>
+      </w:r>
+      <w:r>
+        <w:t xml:space="preserve"> Conformément au principe de proportionnalité, dans l'hypothèse où une juridiction compétente jugerait l'engagement de non-concurrence prévu au présent article 11.4 excessif quant à sa durée, son périmètre géographique, son périmètre matériel, ou la contrepartie financière, les Parties demandent expressément au juge :</w:t>
+      </w:r>
+    </w:p>
+    <w:p/>
+    <w:p>
+      <w:pPr>
+        <w:ind w:left="454"/>
+      </w:pPr>
+      <w:r>
+        <w:rPr>
+          <w:b/>
+        </w:rPr>
+        <w:t xml:space="preserve">a) </w:t>
+      </w:r>
+      <w:r>
+        <w:t xml:space="preserve">De </w:t>
+      </w:r>
+      <w:r>
+        <w:rPr>
+          <w:b/>
+        </w:rPr>
+        <w:t>ne pas annuler</w:t>
+      </w:r>
+      <w:r>
+        <w:t xml:space="preserve"> purement et simplement la clause, mais de la </w:t>
+      </w:r>
+      <w:r>
+        <w:rPr>
+          <w:b/>
+        </w:rPr>
+        <w:t>réduire</w:t>
+      </w:r>
+      <w:r>
+        <w:t xml:space="preserve"> à la durée, au périmètre ou à la contrepartie qu'il jugera proportionné aux intérêts légitimes de PDLConsulting ;</w:t>
+      </w:r>
+    </w:p>
+    <w:p>
+      <w:pPr>
+        <w:ind w:left="454"/>
+      </w:pPr>
+      <w:r>
+        <w:rPr>
+          <w:b/>
+        </w:rPr>
+        <w:t xml:space="preserve">b) </w:t>
+      </w:r>
+      <w:r>
+        <w:t>D'ajuster en conséquence la contrepartie financière mensuelle à un montant proportionnel à la durée maintenue ;</w:t>
+      </w:r>
+    </w:p>
+    <w:p>
+      <w:pPr>
+        <w:ind w:left="454"/>
+      </w:pPr>
+      <w:r>
+        <w:rPr>
+          <w:b/>
+        </w:rPr>
+        <w:t xml:space="preserve">c) </w:t>
+      </w:r>
+      <w:r>
+        <w:t>De maintenir les autres stipulations du Contrat dans leur intégralité, conformément à l'article 16.4 du présent Contrat.</w:t>
+      </w:r>
+    </w:p>
+    <w:p/>
+    <w:p>
+      <w:r>
+        <w:t xml:space="preserve">11.4.7 </w:t>
+      </w:r>
+      <w:r>
+        <w:rPr>
+          <w:b/>
+        </w:rPr>
+        <w:t>Sanction des manquements.</w:t>
+      </w:r>
+      <w:r>
+        <w:t xml:space="preserve"> Toute violation des obligations résultant du présent article 11.4 entraîne, outre la cessation immédiate du versement de la contrepartie financière, l'application de la clause pénale prévue à l'article 11.6 du présent Contrat, ainsi que, le cas échéant, la cessation immédiate de toute relation contractuelle entre les Parties et le droit pour PDLConsulting de demander la réparation intégrale du préjudice subi.</w:t>
+      </w:r>
+    </w:p>
+    <w:p/>
+    <w:p>
+      <w:pPr>
+        <w:ind w:left="340"/>
+      </w:pPr>
+      <w:r>
+        <w:rPr>
+          <w:i/>
+          <w:color w:val="595959"/>
+        </w:rPr>
+        <w:t xml:space="preserve">« </w:t>
+      </w:r>
+      <w:r>
+        <w:rPr>
+          <w:i/>
+          <w:color w:val="595959"/>
+        </w:rPr>
+        <w:t xml:space="preserve">[NOTE INTERNE — DÉCISION YVAN du 04/05/2026 : durée 5 ans retenue malgré l'avertissement juridique. Risques résiduels : (1) avocat de Michael peut refuser cette durée et exiger renégociation à 12-24 mois ; (2) si Michael signe puis attaque, juge réduira probablement à 12-24 mois mais Yvan aura potentiellement payé la contrepartie complète ; (3) coût estimé sur 5 ans : ~135 k€ pour un freelance à TJM 500 € / 15 j/mois. </w:t>
+      </w:r>
+      <w:r>
+        <w:rPr>
+          <w:b/>
+          <w:i/>
+          <w:color w:val="595959"/>
+        </w:rPr>
+        <w:t>À VALIDER par avocat avec ajustement de la contrepartie en conséquence.</w:t>
+      </w:r>
+      <w:r>
+        <w:rPr>
+          <w:i/>
+          <w:color w:val="595959"/>
+        </w:rPr>
+        <w:t xml:space="preserve"> Alternative recommandée par Claude : 24 mois + contrepartie ~50 k€, plus défendable.]</w:t>
+      </w:r>
+      <w:r>
+        <w:rPr>
+          <w:i/>
+        </w:rPr>
+        <w:t xml:space="preserve"> »</w:t>
+      </w:r>
+    </w:p>
+    <w:p/>
+    <w:p>
+      <w:r>
+        <w:t xml:space="preserve">11.5 </w:t>
+      </w:r>
+      <w:r>
+        <w:rPr>
+          <w:b/>
+        </w:rPr>
+        <w:t>Liberté d'exercice.</w:t>
+      </w:r>
+      <w:r>
+        <w:t xml:space="preserve"> Sous réserve des obligations résultant des articles 11.1 à 11.3, du respect strict des obligations de confidentialité (article 10) et de l'absence de conflit d'intérêts avéré, le Prestataire reste libre d'exercer toute autre activité professionnelle, y compris au profit de clients du secteur informatique.</w:t>
+      </w:r>
+    </w:p>
+    <w:p/>
+    <w:p>
+      <w:r>
+        <w:t xml:space="preserve">11.6 </w:t>
+      </w:r>
+      <w:r>
+        <w:rPr>
+          <w:b/>
+        </w:rPr>
+        <w:t>Sanctions des manquements aux articles 11.1 et 11.2.</w:t>
+      </w:r>
+      <w:r>
+        <w:t xml:space="preserve"> Toute violation des obligations de non-sollicitation prévues aux articles 11.1 et 11.2 ouvre droit pour PDLConsulting, à titre de clause pénale et sans préjudice de la réparation du préjudice supérieur, à une somme forfaitaire de </w:t>
+      </w:r>
+      <w:r>
+        <w:rPr>
+          <w:b/>
+        </w:rPr>
+        <w:t>trente mille euros (30 000 €)</w:t>
+      </w:r>
+      <w:r>
+        <w:t xml:space="preserve"> par manquement caractérisé. Cette clause pénale s'ajoute, le cas échéant, à la clause pénale prévue à l'article 6.2 du NDA.</w:t>
       </w:r>
     </w:p>
     <w:p/>
@@ -2024,7 +2887,142 @@
         <w:t>Limitation de responsabilité.</w:t>
       </w:r>
       <w:r>
-        <w:t xml:space="preserve"> La responsabilité du Prestataire vis-à-vis de PDLConsulting au titre de l'exécution du présent Contrat est limitée aux dommages directs et prévisibles. Sont expressément exclus de la responsabilité du Prestataire les dommages indirects (notamment perte de chiffre d'affaires, perte de clientèle, atteinte à l'image), à l'exception des cas de faute lourde, dol, ou manquement à ses obligations de confidentialité, de cession de propriété intellectuelle ou de garantie d'éviction (articles 9 et 10).</w:t>
+        <w:t xml:space="preserve"> La responsabilité du Prestataire vis-à-vis de PDLConsulting au titre de l'exécution du présent Contrat est limitée aux dommages directs et prévisibles. Sont expressément exclus de la responsabilité du Prestataire les dommages indirects (notamment perte de chiffre d'affaires, perte de clientèle, atteinte à l'image), à l'exception des cas suivants pour lesquels la responsabilité du Prestataire n'est ni limitée ni plafonnée :</w:t>
+      </w:r>
+    </w:p>
+    <w:p/>
+    <w:p>
+      <w:pPr>
+        <w:ind w:left="454"/>
+      </w:pPr>
+      <w:r>
+        <w:rPr>
+          <w:b/>
+        </w:rPr>
+        <w:t xml:space="preserve">a) </w:t>
+      </w:r>
+      <w:r>
+        <w:t>Faute lourde, faute intentionnelle, dol ou fraude ;</w:t>
+      </w:r>
+    </w:p>
+    <w:p>
+      <w:pPr>
+        <w:ind w:left="454"/>
+      </w:pPr>
+      <w:r>
+        <w:rPr>
+          <w:b/>
+        </w:rPr>
+        <w:t xml:space="preserve">b) </w:t>
+      </w:r>
+      <w:r>
+        <w:t>Négligence grave ;</w:t>
+      </w:r>
+    </w:p>
+    <w:p>
+      <w:pPr>
+        <w:ind w:left="454"/>
+      </w:pPr>
+      <w:r>
+        <w:rPr>
+          <w:b/>
+        </w:rPr>
+        <w:t xml:space="preserve">c) </w:t>
+      </w:r>
+      <w:r>
+        <w:t xml:space="preserve">Manquement aux obligations de </w:t>
+      </w:r>
+      <w:r>
+        <w:rPr>
+          <w:b/>
+        </w:rPr>
+        <w:t>confidentialité</w:t>
+      </w:r>
+      <w:r>
+        <w:t xml:space="preserve"> (article 10 et NDA annexé) ;</w:t>
+      </w:r>
+    </w:p>
+    <w:p>
+      <w:pPr>
+        <w:ind w:left="454"/>
+      </w:pPr>
+      <w:r>
+        <w:rPr>
+          <w:b/>
+        </w:rPr>
+        <w:t xml:space="preserve">d) </w:t>
+      </w:r>
+      <w:r>
+        <w:t xml:space="preserve">Manquement aux obligations de </w:t>
+      </w:r>
+      <w:r>
+        <w:rPr>
+          <w:b/>
+        </w:rPr>
+        <w:t>propriété intellectuelle</w:t>
+      </w:r>
+      <w:r>
+        <w:t xml:space="preserve"> (article 9), y compris en matière de garantie d'éviction (article 9.5) ;</w:t>
+      </w:r>
+    </w:p>
+    <w:p>
+      <w:pPr>
+        <w:ind w:left="454"/>
+      </w:pPr>
+      <w:r>
+        <w:rPr>
+          <w:b/>
+        </w:rPr>
+        <w:t xml:space="preserve">e) </w:t>
+      </w:r>
+      <w:r>
+        <w:t xml:space="preserve">Manquement caractérisé aux règles de la </w:t>
+      </w:r>
+      <w:r>
+        <w:rPr>
+          <w:b/>
+        </w:rPr>
+        <w:t>Charte de sécurité informatique</w:t>
+      </w:r>
+      <w:r>
+        <w:t xml:space="preserve"> (Annexe 4), en particulier celles relatives à la protection des secrets, à l'usage des outils d'intelligence artificielle, et à la prévention des incidents de sécurité ;</w:t>
+      </w:r>
+    </w:p>
+    <w:p>
+      <w:pPr>
+        <w:ind w:left="454"/>
+      </w:pPr>
+      <w:r>
+        <w:rPr>
+          <w:b/>
+        </w:rPr>
+        <w:t xml:space="preserve">f) </w:t>
+      </w:r>
+      <w:r>
+        <w:t>Violation des obligations de l'</w:t>
+      </w:r>
+      <w:r>
+        <w:rPr>
+          <w:b/>
+        </w:rPr>
+        <w:t>Accord de Sous-Traitance des Données Personnelles</w:t>
+      </w:r>
+      <w:r>
+        <w:t xml:space="preserve"> (DPA, Annexe 3) en matière de sécurité (article 32 RGPD), de notification (article 33 RGPD) ou de transferts (Chapitre V RGPD) ;</w:t>
+      </w:r>
+    </w:p>
+    <w:p>
+      <w:pPr>
+        <w:ind w:left="454"/>
+      </w:pPr>
+      <w:r>
+        <w:rPr>
+          <w:b/>
+        </w:rPr>
+        <w:t xml:space="preserve">g) </w:t>
+      </w:r>
+      <w:r>
+        <w:t>Manquement aux obligations de non-sollicitation (article 11.1 et 11.2) et de non-concurrence (article 11.3) en cours de Contrat.</w:t>
       </w:r>
     </w:p>
     <w:p/>
@@ -2039,7 +3037,16 @@
         <w:t>Plafond.</w:t>
       </w:r>
       <w:r>
-        <w:t xml:space="preserve"> En tout état de cause, et hors les cas visés à l'article 12.1 in fine, la responsabilité totale du Prestataire au titre du présent Contrat est plafonnée à un montant équivalent au </w:t>
+        <w:t xml:space="preserve"> En tout état de cause, et </w:t>
+      </w:r>
+      <w:r>
+        <w:rPr>
+          <w:b/>
+        </w:rPr>
+        <w:t>hors les cas visés à l'article 12.1 (a) à (g)</w:t>
+      </w:r>
+      <w:r>
+        <w:t xml:space="preserve">, la responsabilité totale du Prestataire au titre du présent Contrat est plafonnée à un montant équivalent au </w:t>
       </w:r>
       <w:r>
         <w:rPr>
@@ -2048,7 +3055,16 @@
         <w:t>total des sommes versées par PDLConsulting au Prestataire au cours des douze (12) mois précédant le fait générateur</w:t>
       </w:r>
       <w:r>
-        <w:t xml:space="preserve"> du dommage.</w:t>
+        <w:t xml:space="preserve"> du dommage, avec un minimum de </w:t>
+      </w:r>
+      <w:r>
+        <w:rPr>
+          <w:b/>
+        </w:rPr>
+        <w:t>vingt-cinq mille euros (25 000 €)</w:t>
+      </w:r>
+      <w:r>
+        <w:t xml:space="preserve"> lorsque la durée d'exécution du Contrat antérieure au fait générateur est inférieure à douze (12) mois.</w:t>
       </w:r>
     </w:p>
     <w:p/>
@@ -2267,7 +3283,166 @@
         <w:t xml:space="preserve">c) </w:t>
       </w:r>
       <w:r>
-        <w:t>Les obligations de confidentialité (article 10), de propriété intellectuelle (article 9), de non-sollicitation (article 11.1) et de garantie (articles 9.5 et 12) survivent à la résiliation.</w:t>
+        <w:t>Les obligations de confidentialité (article 10), de propriété intellectuelle (article 9), de non-sollicitation (articles 11.1 et 11.2), de communication externe (article 4.8), de coopération à un audit (article 5.1.k) et de garantie (articles 9.5 et 12) survivent à la résiliation.</w:t>
+      </w:r>
+    </w:p>
+    <w:p/>
+    <w:p>
+      <w:r>
+        <w:t xml:space="preserve">13.5 </w:t>
+      </w:r>
+      <w:r>
+        <w:rPr>
+          <w:b/>
+        </w:rPr>
+        <w:t>Continuité de service et réversibilité.</w:t>
+      </w:r>
+      <w:r>
+        <w:t xml:space="preserve"> Indépendamment de la cause de la cessation du Contrat, et afin d'éviter toute rupture opérationnelle pour PDLConsulting, le Prestataire s'engage à assurer une </w:t>
+      </w:r>
+      <w:r>
+        <w:rPr>
+          <w:b/>
+        </w:rPr>
+        <w:t>prestation de transition</w:t>
+      </w:r>
+      <w:r>
+        <w:t xml:space="preserve"> dans les conditions suivantes :</w:t>
+      </w:r>
+    </w:p>
+    <w:p/>
+    <w:p>
+      <w:pPr>
+        <w:ind w:left="454"/>
+      </w:pPr>
+      <w:r>
+        <w:rPr>
+          <w:b/>
+        </w:rPr>
+        <w:t xml:space="preserve">a) </w:t>
+      </w:r>
+      <w:r>
+        <w:rPr>
+          <w:b/>
+        </w:rPr>
+        <w:t>Période de transition</w:t>
+      </w:r>
+      <w:r>
+        <w:t xml:space="preserve"> : pendant une durée de </w:t>
+      </w:r>
+      <w:r>
+        <w:rPr>
+          <w:b/>
+        </w:rPr>
+        <w:t>trente (30) jours calendaires</w:t>
+      </w:r>
+      <w:r>
+        <w:t xml:space="preserve"> suivant la notification de cessation du Contrat (ou suivant la date d'effet de la résiliation, selon ce qui est le plus tardif), le Prestataire reste joignable et disponible, dans des plages horaires raisonnables, pour répondre aux questions de PDLConsulting ou de tout intervenant désigné par elle (autre prestataire, salarié recruté en interne, etc.) portant sur les Prestations exécutées ;</w:t>
+      </w:r>
+    </w:p>
+    <w:p/>
+    <w:p>
+      <w:pPr>
+        <w:ind w:left="454"/>
+      </w:pPr>
+      <w:r>
+        <w:rPr>
+          <w:b/>
+        </w:rPr>
+        <w:t xml:space="preserve">b) </w:t>
+      </w:r>
+      <w:r>
+        <w:rPr>
+          <w:b/>
+        </w:rPr>
+        <w:t>Livrables de transition</w:t>
+      </w:r>
+      <w:r>
+        <w:t xml:space="preserve"> : dans les dix (10) jours ouvrés suivant la notification de cessation, le Prestataire transmet à PDLConsulting :</w:t>
+      </w:r>
+    </w:p>
+    <w:p>
+      <w:pPr>
+        <w:pStyle w:val="ListBullet"/>
+      </w:pPr>
+      <w:r>
+        <w:t>L'ensemble des codes sources, configurations, scripts et documents en sa possession concernant les Prestations ;</w:t>
+      </w:r>
+    </w:p>
+    <w:p>
+      <w:pPr>
+        <w:pStyle w:val="ListBullet"/>
+      </w:pPr>
+      <w:r>
+        <w:t xml:space="preserve">Une </w:t>
+      </w:r>
+      <w:r>
+        <w:rPr>
+          <w:b/>
+        </w:rPr>
+        <w:t>documentation de reprise</w:t>
+      </w:r>
+      <w:r>
+        <w:t xml:space="preserve"> synthétique exposant l'état d'avancement des Prestations en cours, les choix techniques structurants, les pièges connus, les dépendances et les actions restantes ;</w:t>
+      </w:r>
+    </w:p>
+    <w:p>
+      <w:pPr>
+        <w:pStyle w:val="ListBullet"/>
+      </w:pPr>
+      <w:r>
+        <w:t>La liste exhaustive des accès, comptes, identifiants et abonnements ouverts au nom de PDLConsulting ou en lien avec les Prestations, ainsi que les informations nécessaires à leur révocation ou transfert ;</w:t>
+      </w:r>
+    </w:p>
+    <w:p/>
+    <w:p>
+      <w:pPr>
+        <w:ind w:left="454"/>
+      </w:pPr>
+      <w:r>
+        <w:rPr>
+          <w:b/>
+        </w:rPr>
+        <w:t xml:space="preserve">c) </w:t>
+      </w:r>
+      <w:r>
+        <w:rPr>
+          <w:b/>
+        </w:rPr>
+        <w:t>Rémunération de la transition</w:t>
+      </w:r>
+      <w:r>
+        <w:t xml:space="preserve"> : la prestation de transition est incluse dans la rémunération forfaitaire du Contrat lorsque celui-ci est en mode forfaitaire, et est facturable au TJM applicable (limité à un plafond de </w:t>
+      </w:r>
+      <w:r>
+        <w:rPr>
+          <w:b/>
+        </w:rPr>
+        <w:t>cinq (5) jours</w:t>
+      </w:r>
+      <w:r>
+        <w:t>) lorsque le Contrat est en mode TJM, sauf en cas de résiliation pour faute du Prestataire (article 13.2 et 13.3) où la transition est due sans rémunération supplémentaire ;</w:t>
+      </w:r>
+    </w:p>
+    <w:p/>
+    <w:p>
+      <w:pPr>
+        <w:ind w:left="454"/>
+      </w:pPr>
+      <w:r>
+        <w:rPr>
+          <w:b/>
+        </w:rPr>
+        <w:t xml:space="preserve">d) </w:t>
+      </w:r>
+      <w:r>
+        <w:rPr>
+          <w:b/>
+        </w:rPr>
+        <w:t>Refus de transition</w:t>
+      </w:r>
+      <w:r>
+        <w:t xml:space="preserve"> : tout refus injustifié du Prestataire d'exécuter la prestation de transition est qualifié de manquement grave et expose à la clause pénale prévue à l'article 6.2 du NDA.</w:t>
       </w:r>
     </w:p>
     <w:p/>

--- a/legal/freelance/word/02_CONTRAT_PRESTATION.docx
+++ b/legal/freelance/word/02_CONTRAT_PRESTATION.docx
@@ -1294,7 +1294,25 @@
         <w:t>Mode de rémunération.</w:t>
       </w:r>
       <w:r>
-        <w:t xml:space="preserve"> [À COMPLÉTER selon choix : OPTION A — Taux journalier moyen (TJM) de [montant] € HT par jour travaillé / OPTION B — Forfait par mission, défini dans chaque Annexe Mission / OPTION C — Forfait mensuel de [montant] € HT pour [X] jours par mois]</w:t>
+        <w:t xml:space="preserve"> Les Prestations sont rémunérées au </w:t>
+      </w:r>
+      <w:r>
+        <w:rPr>
+          <w:b/>
+        </w:rPr>
+        <w:t>Taux Journalier Moyen (TJM)</w:t>
+      </w:r>
+      <w:r>
+        <w:t xml:space="preserve"> de </w:t>
+      </w:r>
+      <w:r>
+        <w:rPr>
+          <w:b/>
+        </w:rPr>
+        <w:t>deux cents euros (200 € HT)</w:t>
+      </w:r>
+      <w:r>
+        <w:t xml:space="preserve"> par jour ouvré de disponibilité du Prestataire.</w:t>
       </w:r>
     </w:p>
     <w:p/>
@@ -1306,19 +1324,28 @@
         <w:rPr>
           <w:b/>
         </w:rPr>
-        <w:t>Devise.</w:t>
-      </w:r>
-      <w:r>
-        <w:t xml:space="preserve"> Les paiements sont effectués en </w:t>
+        <w:t>Volume prévisionnel et montant total.</w:t>
+      </w:r>
+      <w:r>
+        <w:t xml:space="preserve"> Le volume prévisionnel pour la première Annexe Mission est estimé à </w:t>
       </w:r>
       <w:r>
         <w:rPr>
           <w:b/>
         </w:rPr>
-        <w:t>euros (€)</w:t>
-      </w:r>
-      <w:r>
-        <w:t>, par virement bancaire sur le compte communiqué par le Prestataire (RIB joint).</w:t>
+        <w:t>vingt (20) jours ouvrés</w:t>
+      </w:r>
+      <w:r>
+        <w:t xml:space="preserve">, soit un montant total prévisionnel de </w:t>
+      </w:r>
+      <w:r>
+        <w:rPr>
+          <w:b/>
+        </w:rPr>
+        <w:t>quatre mille euros (4 000 € HT)</w:t>
+      </w:r>
+      <w:r>
+        <w:t>. Tout dépassement de ce volume requiert un avenant écrit signé par les Parties.</w:t>
       </w:r>
     </w:p>
     <w:p/>
@@ -1330,10 +1357,19 @@
         <w:rPr>
           <w:b/>
         </w:rPr>
-        <w:t>TVA.</w:t>
-      </w:r>
-      <w:r>
-        <w:t xml:space="preserve"> [Si Prestataire assujetti à la TVA française : « Les montants sont exprimés hors taxes ; la TVA française au taux en vigueur est applicable selon le régime de l'autoliquidation pour le preneur étranger établi hors UE, conformément à l'article 283-2 du CGI. Le Prestataire émettra ses factures sans TVA, en mentionnant : ‹ Autoliquidation - Article 283 du CGI ›. »] [Si Prestataire en franchise en base de TVA (auto-entrepreneur) : « Les montants sont exprimés en euros, le Prestataire bénéficiant de la franchise en base de TVA prévue à l'article 293 B du CGI ; mention obligatoire ‹ TVA non applicable, art. 293 B du CGI › sur chaque facture. »]</w:t>
+        <w:t>Devise.</w:t>
+      </w:r>
+      <w:r>
+        <w:t xml:space="preserve"> Les paiements sont effectués en </w:t>
+      </w:r>
+      <w:r>
+        <w:rPr>
+          <w:b/>
+        </w:rPr>
+        <w:t>euros (€)</w:t>
+      </w:r>
+      <w:r>
+        <w:t>, par virement bancaire international (SWIFT/SEPA) sur le compte communiqué par le Prestataire (RIB joint en annexe au présent Contrat).</w:t>
       </w:r>
     </w:p>
     <w:p/>
@@ -1345,167 +1381,334 @@
         <w:rPr>
           <w:b/>
         </w:rPr>
-        <w:t>Modalités de facturation.</w:t>
+        <w:t>TVA / Taxes.</w:t>
+      </w:r>
+      <w:r>
+        <w:t xml:space="preserve"> Les montants sont exprimés </w:t>
+      </w:r>
+      <w:r>
+        <w:rPr>
+          <w:b/>
+        </w:rPr>
+        <w:t>hors taxes</w:t>
+      </w:r>
+      <w:r>
+        <w:t>. Le Prestataire étant établi aux États-Unis (Delaware) et le Client étant établi à Maurice, la prestation est réalisée entre deux entités hors Union européenne ; aucune TVA française ou européenne n'est applicable. Le Prestataire reste responsable de l'application des taxes locales éventuellement dues dans sa juridiction de résidence fiscale (notamment au titre du droit fédéral et étatique américain), qui demeurent à sa charge exclusive et sans incidence sur le montant net à recevoir tel que stipulé au Contrat.</w:t>
       </w:r>
     </w:p>
     <w:p/>
     <w:p>
-      <w:pPr>
-        <w:ind w:left="454"/>
-      </w:pPr>
+      <w:r>
+        <w:t xml:space="preserve">8.5 </w:t>
+      </w:r>
       <w:r>
         <w:rPr>
           <w:b/>
         </w:rPr>
-        <w:t xml:space="preserve">a) </w:t>
-      </w:r>
-      <w:r>
-        <w:t xml:space="preserve">Le Prestataire émet ses factures </w:t>
-      </w:r>
-      <w:r>
-        <w:rPr>
-          <w:b/>
-        </w:rPr>
-        <w:t>mensuellement à terme échu</w:t>
-      </w:r>
-      <w:r>
-        <w:t>, au plus tard le [À COMPLÉTER : ex. cinquième jour ouvré du mois suivant] ;</w:t>
-      </w:r>
-    </w:p>
-    <w:p>
-      <w:pPr>
-        <w:ind w:left="454"/>
-      </w:pPr>
-      <w:r>
-        <w:rPr>
-          <w:b/>
-        </w:rPr>
-        <w:t xml:space="preserve">b) </w:t>
-      </w:r>
-      <w:r>
-        <w:t>Les factures sont adressées par voie électronique à : [À COMPLÉTER : ex. invoicing@boostermail.ai] ;</w:t>
-      </w:r>
-    </w:p>
-    <w:p>
-      <w:pPr>
-        <w:ind w:left="454"/>
-      </w:pPr>
-      <w:r>
-        <w:rPr>
-          <w:b/>
-        </w:rPr>
-        <w:t xml:space="preserve">c) </w:t>
-      </w:r>
-      <w:r>
-        <w:t>Chaque facture mentionne, outre les mentions légales obligatoires : la référence du Contrat, la référence de l'Annexe Mission concernée, le détail des prestations facturées (jours, livrables) et le mois de référence ;</w:t>
-      </w:r>
-    </w:p>
-    <w:p>
-      <w:pPr>
-        <w:ind w:left="454"/>
-      </w:pPr>
-      <w:r>
-        <w:rPr>
-          <w:b/>
-        </w:rPr>
-        <w:t xml:space="preserve">d) </w:t>
-      </w:r>
-      <w:r>
-        <w:t xml:space="preserve">En cas de TJM, un </w:t>
-      </w:r>
-      <w:r>
-        <w:rPr>
-          <w:b/>
-        </w:rPr>
-        <w:t>compte rendu d'activité</w:t>
-      </w:r>
-      <w:r>
-        <w:t xml:space="preserve"> (CRA) détaillé est joint à chaque facture, listant les jours travaillés et les missions associées.</w:t>
+        <w:t>Modalités de paiement — première Annexe Mission.</w:t>
       </w:r>
     </w:p>
     <w:p/>
     <w:p>
-      <w:r>
-        <w:t xml:space="preserve">8.5 </w:t>
-      </w:r>
+      <w:pPr>
+        <w:ind w:left="454"/>
+      </w:pPr>
       <w:r>
         <w:rPr>
           <w:b/>
         </w:rPr>
-        <w:t>Délais de paiement.</w:t>
-      </w:r>
-      <w:r>
-        <w:t xml:space="preserve"> Les factures sont payables par virement bancaire à </w:t>
+        <w:t xml:space="preserve">a) </w:t>
       </w:r>
       <w:r>
         <w:rPr>
           <w:b/>
         </w:rPr>
-        <w:t>trente (30) jours date de facture</w:t>
-      </w:r>
-      <w:r>
-        <w:t>, conformément à l'article L. 441-10 du Code de commerce.</w:t>
+        <w:t>Acompte</w:t>
+      </w:r>
+      <w:r>
+        <w:t xml:space="preserve"> : un acompte de </w:t>
+      </w:r>
+      <w:r>
+        <w:rPr>
+          <w:b/>
+        </w:rPr>
+        <w:t>cinquante pour cent (50 %)</w:t>
+      </w:r>
+      <w:r>
+        <w:t xml:space="preserve"> du montant total prévisionnel, soit </w:t>
+      </w:r>
+      <w:r>
+        <w:rPr>
+          <w:b/>
+        </w:rPr>
+        <w:t>deux mille euros (2 000 € HT)</w:t>
+      </w:r>
+      <w:r>
+        <w:t>, est versé par PDLConsulting au Prestataire à la signature du présent Contrat (et au plus tard dans les trois (3) jours ouvrés suivant la signature). L'acompte vaut engagement réciproque des Parties ;</w:t>
       </w:r>
     </w:p>
     <w:p/>
     <w:p>
-      <w:r>
-        <w:t xml:space="preserve">8.6 </w:t>
-      </w:r>
+      <w:pPr>
+        <w:ind w:left="454"/>
+      </w:pPr>
       <w:r>
         <w:rPr>
           <w:b/>
         </w:rPr>
-        <w:t>Pénalités de retard.</w:t>
-      </w:r>
-      <w:r>
-        <w:t xml:space="preserve"> En cas de retard de paiement, le Prestataire est en droit, sans formalité préalable, d'appliquer des pénalités de retard au taux d'intérêt de la BCE majoré de </w:t>
+        <w:t xml:space="preserve">b) </w:t>
       </w:r>
       <w:r>
         <w:rPr>
           <w:b/>
         </w:rPr>
-        <w:t>dix (10) points de pourcentage</w:t>
-      </w:r>
-      <w:r>
-        <w:t xml:space="preserve">, ainsi qu'une indemnité forfaitaire pour frais de recouvrement de </w:t>
+        <w:t>Solde</w:t>
+      </w:r>
+      <w:r>
+        <w:t xml:space="preserve"> : le solde, soit </w:t>
       </w:r>
       <w:r>
         <w:rPr>
           <w:b/>
         </w:rPr>
-        <w:t>40 €</w:t>
-      </w:r>
-      <w:r>
-        <w:t>.</w:t>
+        <w:t>deux mille euros (2 000 € HT)</w:t>
+      </w:r>
+      <w:r>
+        <w:t xml:space="preserve"> (ou tel autre montant correspondant au nombre exact de jours ouvrés effectivement travaillés s'il diffère du prévisionnel), est versé par PDLConsulting au Prestataire dans les conditions suivantes :</w:t>
       </w:r>
     </w:p>
     <w:p/>
     <w:p>
-      <w:r>
-        <w:t xml:space="preserve">8.7 </w:t>
-      </w:r>
+      <w:pPr>
+        <w:pStyle w:val="ListBullet"/>
+      </w:pPr>
       <w:r>
         <w:rPr>
           <w:b/>
         </w:rPr>
-        <w:t>Cas de suspension.</w:t>
-      </w:r>
-      <w:r>
-        <w:t xml:space="preserve"> Le Prestataire est autorisé à suspendre l'exécution des Prestations en cas de retard de paiement supérieur à </w:t>
-      </w:r>
+        <w:t>Soit dans un délai de sept (7) jours calendaires suivant la livraison finale acceptée</w:t>
+      </w:r>
+      <w:r>
+        <w:t xml:space="preserve"> des livrables prévus à l'Annexe Mission, dans les conditions de la procédure de recette définie à l'article 7 ;</w:t>
+      </w:r>
+    </w:p>
+    <w:p>
+      <w:pPr>
+        <w:pStyle w:val="ListBullet"/>
+      </w:pPr>
       <w:r>
         <w:rPr>
           <w:b/>
         </w:rPr>
-        <w:t>trente (30) jours</w:t>
-      </w:r>
-      <w:r>
-        <w:t xml:space="preserve"> après mise en demeure restée infructueuse, sans que cette suspension puisse être considérée comme une résiliation du Contrat.</w:t>
+        <w:t>Soit au plus tard vingt-sept (27) jours calendaires après la signature du présent Contrat</w:t>
+      </w:r>
+      <w:r>
+        <w:t>,</w:t>
       </w:r>
     </w:p>
     <w:p/>
     <w:p>
+      <w:r>
+        <w:t>selon l'échéance atteinte en premier.</w:t>
+      </w:r>
+    </w:p>
+    <w:p/>
+    <w:p>
+      <w:pPr>
+        <w:ind w:left="454"/>
+      </w:pPr>
+      <w:r>
+        <w:rPr>
+          <w:b/>
+        </w:rPr>
+        <w:t xml:space="preserve">c) </w:t>
+      </w:r>
+      <w:r>
+        <w:rPr>
+          <w:b/>
+        </w:rPr>
+        <w:t>Cas où la livraison finale n'est pas acceptée à 27 jours</w:t>
+      </w:r>
+      <w:r>
+        <w:t xml:space="preserve"> : si à l'expiration du délai de vingt-sept (27) jours, la livraison n'a pas encore été soumise à recette ou n'a pas été acceptée du fait de réserves justifiées (art. 7), les Parties conviennent d'un nouveau délai de paiement aligné sur le calendrier de finalisation, sans que cela libère le Prestataire de son obligation de livrer un livrable conforme.</w:t>
+      </w:r>
+    </w:p>
+    <w:p/>
+    <w:p>
+      <w:r>
+        <w:t xml:space="preserve">8.6 </w:t>
+      </w:r>
+      <w:r>
+        <w:rPr>
+          <w:b/>
+        </w:rPr>
+        <w:t>Modalités pour les missions ultérieures.</w:t>
+      </w:r>
+      <w:r>
+        <w:t xml:space="preserve"> Pour toute Annexe Mission postérieure à la première, les modalités de paiement seront fixées dans l'Annexe Mission elle-même (acompte/solde, paiement mensuel à terme échu en cas de mission longue, etc.). À défaut de stipulation contraire dans l'Annexe Mission, les factures sont payables par virement bancaire à </w:t>
+      </w:r>
+      <w:r>
+        <w:rPr>
+          <w:b/>
+        </w:rPr>
+        <w:t>trente (30) jours date de facture</w:t>
+      </w:r>
+      <w:r>
+        <w:t>.</w:t>
+      </w:r>
+    </w:p>
+    <w:p/>
+    <w:p>
+      <w:r>
+        <w:t xml:space="preserve">8.7 </w:t>
+      </w:r>
+      <w:r>
+        <w:rPr>
+          <w:b/>
+        </w:rPr>
+        <w:t>Modalités de facturation.</w:t>
+      </w:r>
+    </w:p>
+    <w:p/>
+    <w:p>
+      <w:pPr>
+        <w:ind w:left="454"/>
+      </w:pPr>
+      <w:r>
+        <w:rPr>
+          <w:b/>
+        </w:rPr>
+        <w:t xml:space="preserve">a) </w:t>
+      </w:r>
+      <w:r>
+        <w:t>Le Prestataire émet une facture pour l'acompte à la signature du Contrat et une facture pour le solde lors de la livraison finale (ou au 27e jour, selon ce qui survient en premier) ;</w:t>
+      </w:r>
+    </w:p>
+    <w:p>
+      <w:pPr>
+        <w:ind w:left="454"/>
+      </w:pPr>
+      <w:r>
+        <w:rPr>
+          <w:b/>
+        </w:rPr>
+        <w:t xml:space="preserve">b) </w:t>
+      </w:r>
+      <w:r>
+        <w:t>Les factures sont adressées par voie électronique à : [À COMPLÉTER : ex. invoicing@boostermail.ai] ;</w:t>
+      </w:r>
+    </w:p>
+    <w:p>
+      <w:pPr>
+        <w:ind w:left="454"/>
+      </w:pPr>
+      <w:r>
+        <w:rPr>
+          <w:b/>
+        </w:rPr>
+        <w:t xml:space="preserve">c) </w:t>
+      </w:r>
+      <w:r>
+        <w:t>Chaque facture mentionne, outre les mentions légales obligatoires applicables au Prestataire : la référence du Contrat, la référence de l'Annexe Mission concernée, le détail des prestations facturées (jours travaillés, livrables) et la période de référence ;</w:t>
+      </w:r>
+    </w:p>
+    <w:p>
+      <w:pPr>
+        <w:ind w:left="454"/>
+      </w:pPr>
+      <w:r>
+        <w:rPr>
+          <w:b/>
+        </w:rPr>
+        <w:t xml:space="preserve">d) </w:t>
+      </w:r>
+      <w:r>
+        <w:t xml:space="preserve">Pour les missions au TJM, un </w:t>
+      </w:r>
+      <w:r>
+        <w:rPr>
+          <w:b/>
+        </w:rPr>
+        <w:t>compte rendu d'activité</w:t>
+      </w:r>
+      <w:r>
+        <w:t xml:space="preserve"> (CRA) détaillé est joint à la facture, listant les jours travaillés et les missions associées.</w:t>
+      </w:r>
+    </w:p>
+    <w:p/>
+    <w:p>
+      <w:r>
+        <w:t xml:space="preserve">8.8 </w:t>
+      </w:r>
+      <w:r>
+        <w:rPr>
+          <w:b/>
+        </w:rPr>
+        <w:t>Pénalités de retard.</w:t>
+      </w:r>
+      <w:r>
+        <w:t xml:space="preserve"> En cas de retard de paiement par PDLConsulting au-delà du délai stipulé, le Prestataire est en droit, sans formalité préalable, d'appliquer des intérêts de retard au taux légal applicable au Royaume-Uni / à Maurice à la date du retard, majoré de </w:t>
+      </w:r>
+      <w:r>
+        <w:rPr>
+          <w:b/>
+        </w:rPr>
+        <w:t>trois (3) points de pourcentage</w:t>
+      </w:r>
+      <w:r>
+        <w:t>, calculés à compter du jour suivant l'expiration du délai de paiement.</w:t>
+      </w:r>
+    </w:p>
+    <w:p/>
+    <w:p>
+      <w:r>
+        <w:t xml:space="preserve">8.9 </w:t>
+      </w:r>
+      <w:r>
+        <w:rPr>
+          <w:b/>
+        </w:rPr>
+        <w:t>Cas de suspension.</w:t>
+      </w:r>
+      <w:r>
+        <w:t xml:space="preserve"> Le Prestataire est autorisé à suspendre l'exécution des Prestations en cas de retard de paiement de plus de </w:t>
+      </w:r>
+      <w:r>
+        <w:rPr>
+          <w:b/>
+        </w:rPr>
+        <w:t>trente (30) jours</w:t>
+      </w:r>
+      <w:r>
+        <w:t xml:space="preserve"> après mise en demeure écrite restée infructueuse, sans que cette suspension puisse être considérée comme une résiliation du Contrat.</w:t>
+      </w:r>
+    </w:p>
+    <w:p/>
+    <w:p>
+      <w:r>
+        <w:t xml:space="preserve">8.10 </w:t>
+      </w:r>
+      <w:r>
+        <w:rPr>
+          <w:b/>
+        </w:rPr>
+        <w:t>Imputation du non-paiement sur la cession des droits.</w:t>
+      </w:r>
+      <w:r>
+        <w:t xml:space="preserve"> Conformément à l'article 9.2 du présent Contrat, </w:t>
+      </w:r>
+      <w:r>
+        <w:rPr>
+          <w:b/>
+        </w:rPr>
+        <w:t>le non-paiement total ou partiel d'une facture par PDLConsulting ne saurait être invoqué par le Prestataire pour remettre en cause la cession des droits de propriété intellectuelle sur les Œuvres</w:t>
+      </w:r>
+      <w:r>
+        <w:t>, laquelle est acquise dès la création des Œuvres. Le Prestataire conserve les voies de droit commun pour recouvrer son dû.</w:t>
+      </w:r>
+    </w:p>
+    <w:p/>
+    <w:p>
       <w:pPr>
         <w:pBdr>
           <w:bottom w:val="single" w:sz="6" w:space="1" w:color="999999"/>
@@ -1539,7 +1742,7 @@
           <w:i/>
           <w:color w:val="595959"/>
         </w:rPr>
-        <w:t>CLAUSE CRITIQUE — À FAIRE VALIDER PAR UN AVOCAT</w:t>
+        <w:t>CLAUSE CRITIQUE — À FAIRE VALIDER PAR UN AVOCAT MAURICIEN</w:t>
       </w:r>
       <w:r>
         <w:rPr>
@@ -1564,7 +1767,7 @@
           <w:i/>
           <w:color w:val="595959"/>
         </w:rPr>
-        <w:t>[NOTE INTERNE : cette clause est rédigée dans le respect des exigences de l'article L. 131-3 du Code de la propriété intellectuelle français qui impose une mention distincte de chaque droit cédé, du domaine d'exploitation, du lieu et de la durée. Une rédaction insuffisante peut entraîner la nullité de la cession.]</w:t>
+        <w:t>[NOTE INTERNE : cette clause est rédigée pour être conforme tant au Copyright Act 1997 mauricien (qui exige un transfert exprès et écrit pour les œuvres réalisées sur commande / commissioned works) qu'à la pratique du common law en matière de transfert de droits. La mention détaillée des droits cédés, du domaine d'exploitation, du territoire et de la durée prémunit contre une qualification de cession ambiguë.]</w:t>
       </w:r>
       <w:r>
         <w:rPr>
@@ -2313,7 +2516,7 @@
           <w:i/>
           <w:color w:val="595959"/>
         </w:rPr>
-        <w:t xml:space="preserve">⚠️ </w:t>
+        <w:t xml:space="preserve">[NOTE INTERNE — DÉCISION YVAN du 04/05/2026 (v3.2) : durée 12 mois retenue, contrepartie modeste 8 000 € total (~666 €/mois) — équilibre entre protection effective et coût raisonnable pour mission courte. Conforme à la jurisprudence française qui exige durée limitée + contrepartie non dérisoire. </w:t>
       </w:r>
       <w:r>
         <w:rPr>
@@ -2321,92 +2524,14 @@
           <w:i/>
           <w:color w:val="595959"/>
         </w:rPr>
-        <w:t>AVERTISSEMENT CRITIQUE — À FAIRE VALIDER PAR AVOCAT AVANT SIGNATURE</w:t>
-      </w:r>
-      <w:r>
-        <w:rPr>
-          <w:i/>
-        </w:rPr>
-        <w:t xml:space="preserve"> »</w:t>
-      </w:r>
-    </w:p>
-    <w:p>
-      <w:pPr>
-        <w:ind w:left="340"/>
-      </w:pPr>
+        <w:t>Validation par avocat recommandée</w:t>
+      </w:r>
       <w:r>
         <w:rPr>
           <w:i/>
           <w:color w:val="595959"/>
         </w:rPr>
-        <w:t xml:space="preserve">« </w:t>
-      </w:r>
-      <w:r>
-        <w:rPr>
-          <w:i/>
-          <w:color w:val="595959"/>
-        </w:rPr>
-        <w:t xml:space="preserve">En droit français, une clause de non-concurrence post-contractuelle de </w:t>
-      </w:r>
-      <w:r>
-        <w:rPr>
-          <w:b/>
-          <w:i/>
-          <w:color w:val="595959"/>
-        </w:rPr>
-        <w:t>soixante (60) mois</w:t>
-      </w:r>
-      <w:r>
-        <w:rPr>
-          <w:i/>
-          <w:color w:val="595959"/>
-        </w:rPr>
-        <w:t xml:space="preserve"> imposée à un prestataire indépendant est considérée par la jurisprudence comme manifestement excessive dans la grande majorité des cas (Cass. com. 4 juin 2002 n° 00-14.092, Cass. com. 15 mars 2011 n° 10-13.824, et lignée jurisprudentielle constante). Le juge peut </w:t>
-      </w:r>
-      <w:r>
-        <w:rPr>
-          <w:b/>
-          <w:i/>
-          <w:color w:val="595959"/>
-        </w:rPr>
-        <w:t>annuler la clause dans son intégralité</w:t>
-      </w:r>
-      <w:r>
-        <w:rPr>
-          <w:i/>
-          <w:color w:val="595959"/>
-        </w:rPr>
-        <w:t xml:space="preserve"> ou la </w:t>
-      </w:r>
-      <w:r>
-        <w:rPr>
-          <w:b/>
-          <w:i/>
-          <w:color w:val="595959"/>
-        </w:rPr>
-        <w:t>réduire</w:t>
-      </w:r>
-      <w:r>
-        <w:rPr>
-          <w:i/>
-          <w:color w:val="595959"/>
-        </w:rPr>
-        <w:t xml:space="preserve"> à une durée jugée raisonnable (généralement 12 à 24 mois), sans pour autant nécessairement réduire la contrepartie financière correspondante. </w:t>
-      </w:r>
-      <w:r>
-        <w:rPr>
-          <w:b/>
-          <w:i/>
-          <w:color w:val="595959"/>
-        </w:rPr>
-        <w:t>L'activation de cette clause expose PDLConsulting à un coût significatif sans garantie d'efficacité juridique.</w:t>
-      </w:r>
-      <w:r>
-        <w:rPr>
-          <w:i/>
-          <w:color w:val="595959"/>
-        </w:rPr>
-        <w:t xml:space="preserve"> Un avocat doit être consulté avant signature pour ajuster la durée, le périmètre et la contrepartie en fonction de la situation réelle (en particulier : rémunération du Prestataire, ancienneté de la collaboration, criticité réelle des informations détenues).</w:t>
+        <w:t xml:space="preserve"> sur le montant exact de la contrepartie, fonction du TJM réel et des jours travaillés effectifs. Possibilité d'ajustement à la hausse (jusqu'à 10 000 € total) lors de la négociation avec le Prestataire.]</w:t>
       </w:r>
       <w:r>
         <w:rPr>
@@ -2433,10 +2558,10 @@
         <w:rPr>
           <w:b/>
         </w:rPr>
-        <w:t>soixante (60) mois</w:t>
-      </w:r>
-      <w:r>
-        <w:t xml:space="preserve"> (cinq (5) années) suivant la cessation du Contrat, pour quelque cause que ce soit, le Prestataire s'interdit, directement ou indirectement, par personne interposée ou pour le compte d'un tiers, d'exercer ou de participer à une activité de développement, conception, ou édition d'un produit logiciel directement concurrent de BoosterMail.</w:t>
+        <w:t>douze (12) mois</w:t>
+      </w:r>
+      <w:r>
+        <w:t xml:space="preserve"> suivant la cessation du Contrat, pour quelque cause que ce soit, le Prestataire s'interdit, directement ou indirectement, par personne interposée ou pour le compte d'un tiers, d'exercer ou de participer à une activité de développement, conception, ou édition d'un produit logiciel directement concurrent de BoosterMail.</w:t>
       </w:r>
     </w:p>
     <w:p/>
@@ -2547,7 +2672,7 @@
         <w:t>territoire</w:t>
       </w:r>
       <w:r>
-        <w:t xml:space="preserve"> de l'Union européenne, du Royaume-Uni, de la Suisse et des États-Unis d'Amérique ;</w:t>
+        <w:t xml:space="preserve"> de l'Union européenne, du Royaume-Uni, et de la Suisse ;</w:t>
       </w:r>
     </w:p>
     <w:p>
@@ -2599,60 +2724,87 @@
         <w:t>Contrepartie financière.</w:t>
       </w:r>
       <w:r>
-        <w:t xml:space="preserve"> En application des principes posés par la jurisprudence française précitée, la présente obligation de non-concurrence est assortie du versement par PDLConsulting au Prestataire d'une </w:t>
+        <w:t xml:space="preserve"> En application des principes du common law applicables à Maurice en matière de « restraint of trade » (notamment la doctrine </w:t>
+      </w:r>
+      <w:r>
+        <w:rPr>
+          <w:i/>
+        </w:rPr>
+        <w:t>Nordenfelt v Maxim Nordenfelt</w:t>
+      </w:r>
+      <w:r>
+        <w:t xml:space="preserve"> [1894] AC 535 et la lignée jurisprudentielle subséquente, qui exigent que toute clause restrictive de la liberté commerciale soit assortie d'une contrepartie raisonnable), la présente obligation de non-concurrence est assortie du versement par PDLConsulting au Prestataire d'une contrepartie financière de </w:t>
       </w:r>
       <w:r>
         <w:rPr>
           <w:b/>
         </w:rPr>
-        <w:t>contrepartie financière mensuelle</w:t>
-      </w:r>
-      <w:r>
-        <w:t>, due pendant toute la durée d'application de l'obligation et jusqu'à son terme :</w:t>
+        <w:t>huit mille euros (8 000 €) au total</w:t>
+      </w:r>
+      <w:r>
+        <w:t xml:space="preserve">, payable en douze (12) mensualités égales de </w:t>
+      </w:r>
+      <w:r>
+        <w:rPr>
+          <w:b/>
+        </w:rPr>
+        <w:t>six cent soixante-six euros et soixante-sept centimes (666,67 €)</w:t>
+      </w:r>
+      <w:r>
+        <w:t xml:space="preserve"> chacune, due pendant toute la durée d'application de l'obligation :</w:t>
       </w:r>
     </w:p>
     <w:p/>
     <w:p>
       <w:pPr>
-        <w:pStyle w:val="ListBullet"/>
+        <w:ind w:left="454"/>
       </w:pPr>
       <w:r>
         <w:rPr>
           <w:b/>
         </w:rPr>
-        <w:t>Montant</w:t>
-      </w:r>
-      <w:r>
-        <w:t xml:space="preserve"> : [À COMPLÉTER : montant à négocier — repère indicatif : 30 % du revenu mensuel moyen perçu par le Prestataire au titre du Contrat sur les douze (12) mois précédant la cessation du Contrat. Pour fixer les idées, sur la base d'un TJM de 500 € et 15 jours travaillés/mois (revenu mensuel ~7 500 € HT), une contrepartie de 30 % représenterait ~2 250 €/mois × 60 mois = </w:t>
+        <w:t xml:space="preserve">a) </w:t>
       </w:r>
       <w:r>
         <w:rPr>
           <w:b/>
         </w:rPr>
-        <w:t>~135 000 € HT</w:t>
-      </w:r>
-      <w:r>
-        <w:t xml:space="preserve"> sur la durée totale]</w:t>
+        <w:t>Versement</w:t>
+      </w:r>
+      <w:r>
+        <w:t xml:space="preserve"> : mensuel, à terme échu, par virement bancaire sur le compte communiqué par le Prestataire, dans les quinze (15) premiers jours de chaque mois pendant les douze (12) mois ;</w:t>
       </w:r>
     </w:p>
     <w:p>
       <w:pPr>
-        <w:pStyle w:val="ListBullet"/>
+        <w:ind w:left="454"/>
       </w:pPr>
       <w:r>
         <w:rPr>
           <w:b/>
         </w:rPr>
-        <w:t>Versement</w:t>
-      </w:r>
-      <w:r>
-        <w:t xml:space="preserve"> : mensuel, à terme échu, par virement bancaire, dans les quinze (15) premiers jours de chaque mois pendant les soixante (60) mois ;</w:t>
+        <w:t xml:space="preserve">b) </w:t>
+      </w:r>
+      <w:r>
+        <w:rPr>
+          <w:b/>
+        </w:rPr>
+        <w:t>Indexation</w:t>
+      </w:r>
+      <w:r>
+        <w:t xml:space="preserve"> : la contrepartie n'est pas indexée et est versée en valeur fixe pendant toute la durée ;</w:t>
       </w:r>
     </w:p>
     <w:p>
       <w:pPr>
-        <w:pStyle w:val="ListBullet"/>
-      </w:pPr>
+        <w:ind w:left="454"/>
+      </w:pPr>
+      <w:r>
+        <w:rPr>
+          <w:b/>
+        </w:rPr>
+        <w:t xml:space="preserve">c) </w:t>
+      </w:r>
       <w:r>
         <w:rPr>
           <w:b/>
@@ -2684,7 +2836,7 @@
         <w:t>par notification écrite</w:t>
       </w:r>
       <w:r>
-        <w:t xml:space="preserve"> à tout ou partie de l'obligation de non-concurrence prévue au présent article 11.4, auquel cas la contrepartie financière correspondante cesse d'être due. La levée peut être totale, partielle (réduction de durée, de périmètre, etc.), conditionnelle ou définitive.</w:t>
+        <w:t xml:space="preserve"> à tout ou partie de l'obligation de non-concurrence prévue au présent article 11.4, auquel cas la contrepartie financière correspondante cesse d'être due à compter du mois suivant la notification. La levée peut être totale, partielle (réduction de durée, de périmètre, etc.), conditionnelle ou définitive.</w:t>
       </w:r>
     </w:p>
     <w:p/>
@@ -2699,7 +2851,7 @@
         <w:t>Réduction par le juge — Clause de sauvegarde.</w:t>
       </w:r>
       <w:r>
-        <w:t xml:space="preserve"> Conformément au principe de proportionnalité, dans l'hypothèse où une juridiction compétente jugerait l'engagement de non-concurrence prévu au présent article 11.4 excessif quant à sa durée, son périmètre géographique, son périmètre matériel, ou la contrepartie financière, les Parties demandent expressément au juge :</w:t>
+        <w:t xml:space="preserve"> Dans l'hypothèse où une juridiction compétente jugerait l'engagement de non-concurrence prévu au présent article 11.4 excessif quant à sa durée, son périmètre géographique, son périmètre matériel, ou la contrepartie financière, les Parties demandent expressément au juge :</w:t>
       </w:r>
     </w:p>
     <w:p/>
@@ -2746,7 +2898,7 @@
         <w:t xml:space="preserve">b) </w:t>
       </w:r>
       <w:r>
-        <w:t>D'ajuster en conséquence la contrepartie financière mensuelle à un montant proportionnel à la durée maintenue ;</w:t>
+        <w:t>D'ajuster en conséquence la contrepartie financière à un montant proportionnel à la durée maintenue ;</w:t>
       </w:r>
     </w:p>
     <w:p>
@@ -2780,86 +2932,89 @@
     </w:p>
     <w:p/>
     <w:p>
-      <w:pPr>
-        <w:ind w:left="340"/>
-      </w:pPr>
-      <w:r>
-        <w:rPr>
-          <w:i/>
-          <w:color w:val="595959"/>
-        </w:rPr>
-        <w:t xml:space="preserve">« </w:t>
-      </w:r>
-      <w:r>
-        <w:rPr>
-          <w:i/>
-          <w:color w:val="595959"/>
-        </w:rPr>
-        <w:t xml:space="preserve">[NOTE INTERNE — DÉCISION YVAN du 04/05/2026 : durée 5 ans retenue malgré l'avertissement juridique. Risques résiduels : (1) avocat de Michael peut refuser cette durée et exiger renégociation à 12-24 mois ; (2) si Michael signe puis attaque, juge réduira probablement à 12-24 mois mais Yvan aura potentiellement payé la contrepartie complète ; (3) coût estimé sur 5 ans : ~135 k€ pour un freelance à TJM 500 € / 15 j/mois. </w:t>
+      <w:r>
+        <w:t xml:space="preserve">11.5 </w:t>
       </w:r>
       <w:r>
         <w:rPr>
           <w:b/>
-          <w:i/>
-          <w:color w:val="595959"/>
-        </w:rPr>
-        <w:t>À VALIDER par avocat avec ajustement de la contrepartie en conséquence.</w:t>
-      </w:r>
-      <w:r>
-        <w:rPr>
-          <w:i/>
-          <w:color w:val="595959"/>
-        </w:rPr>
-        <w:t xml:space="preserve"> Alternative recommandée par Claude : 24 mois + contrepartie ~50 k€, plus défendable.]</w:t>
-      </w:r>
-      <w:r>
-        <w:rPr>
-          <w:i/>
-        </w:rPr>
-        <w:t xml:space="preserve"> »</w:t>
+        </w:rPr>
+        <w:t>Liberté d'exercice.</w:t>
+      </w:r>
+      <w:r>
+        <w:t xml:space="preserve"> Sous réserve des obligations résultant des articles 11.1 à 11.3, du respect strict des obligations de confidentialité (article 10) et de l'absence de conflit d'intérêts avéré, le Prestataire reste libre d'exercer toute autre activité professionnelle, y compris au profit de clients du secteur informatique.</w:t>
       </w:r>
     </w:p>
     <w:p/>
     <w:p>
       <w:r>
-        <w:t xml:space="preserve">11.5 </w:t>
+        <w:t xml:space="preserve">11.6 </w:t>
       </w:r>
       <w:r>
         <w:rPr>
           <w:b/>
         </w:rPr>
-        <w:t>Liberté d'exercice.</w:t>
-      </w:r>
-      <w:r>
-        <w:t xml:space="preserve"> Sous réserve des obligations résultant des articles 11.1 à 11.3, du respect strict des obligations de confidentialité (article 10) et de l'absence de conflit d'intérêts avéré, le Prestataire reste libre d'exercer toute autre activité professionnelle, y compris au profit de clients du secteur informatique.</w:t>
+        <w:t>Sanctions des manquements aux articles 11.1, 11.2 et 11.4 — Indemnisation forfaitaire.</w:t>
+      </w:r>
+      <w:r>
+        <w:t xml:space="preserve"> Conformément aux principes du common law en matière de « liquidated damages » (notamment </w:t>
+      </w:r>
+      <w:r>
+        <w:rPr>
+          <w:i/>
+        </w:rPr>
+        <w:t>Cavendish Square Holding BV v Talal El Makdessi</w:t>
+      </w:r>
+      <w:r>
+        <w:t xml:space="preserve"> [2015] UKSC 67, suivie par les juridictions mauriciennes en matière commerciale), les Parties conviennent qu'en cas de violation des obligations de non-sollicitation (articles 11.1 et 11.2) ou de non-concurrence post-contractuelle (article 11.4), le Prestataire sera redevable, à titre d'indemnisation forfaitaire représentant une estimation raisonnable et de bonne foi du préjudice minimal subi par PDLConsulting, d'une somme de </w:t>
+      </w:r>
+      <w:r>
+        <w:rPr>
+          <w:b/>
+        </w:rPr>
+        <w:t>trente mille euros (30 000 €)</w:t>
+      </w:r>
+      <w:r>
+        <w:t xml:space="preserve"> par manquement caractérisé. Cette indemnisation forfaitaire :</w:t>
       </w:r>
     </w:p>
     <w:p/>
     <w:p>
-      <w:r>
-        <w:t xml:space="preserve">11.6 </w:t>
-      </w:r>
+      <w:pPr>
+        <w:ind w:left="454"/>
+      </w:pPr>
       <w:r>
         <w:rPr>
           <w:b/>
         </w:rPr>
-        <w:t>Sanctions des manquements aux articles 11.1 et 11.2.</w:t>
-      </w:r>
-      <w:r>
-        <w:t xml:space="preserve"> Toute violation des obligations de non-sollicitation prévues aux articles 11.1 et 11.2 ouvre droit pour PDLConsulting, à titre de clause pénale et sans préjudice de la réparation du préjudice supérieur, à une somme forfaitaire de </w:t>
-      </w:r>
+        <w:t xml:space="preserve">a) </w:t>
+      </w:r>
+      <w:r>
+        <w:t>S'ajoute, le cas échéant, à l'indemnisation forfaitaire prévue à l'article 6.2 du NDA ;</w:t>
+      </w:r>
+    </w:p>
+    <w:p>
+      <w:pPr>
+        <w:ind w:left="454"/>
+      </w:pPr>
       <w:r>
         <w:rPr>
           <w:b/>
         </w:rPr>
-        <w:t>trente mille euros (30 000 €)</w:t>
-      </w:r>
-      <w:r>
-        <w:t xml:space="preserve"> par manquement caractérisé. Cette clause pénale s'ajoute, le cas échéant, à la clause pénale prévue à l'article 6.2 du NDA.</w:t>
+        <w:t xml:space="preserve">b) </w:t>
+      </w:r>
+      <w:r>
+        <w:t>Ne fait pas obstacle à ce que PDLConsulting demande la réparation du préjudice réellement subi lorsque celui-ci excède ce montant.</w:t>
       </w:r>
     </w:p>
     <w:p/>
     <w:p>
+      <w:r>
+        <w:t>Le caractère raisonnable de ce montant est apprécié au regard des intérêts légitimes protégés (relations commerciales, base utilisateurs, équipe interne) et de la difficulté pratique d'établir précisément le préjudice résultant d'une sollicitation déloyale.</w:t>
+      </w:r>
+    </w:p>
+    <w:p/>
+    <w:p>
       <w:pPr>
         <w:pBdr>
           <w:bottom w:val="single" w:sz="6" w:space="1" w:color="999999"/>
@@ -3527,7 +3682,7 @@
     <w:p/>
     <w:p>
       <w:r>
-        <w:t>15.1 Aucune des Parties ne pourra être tenue responsable de l'inexécution ou du retard d'exécution de ses obligations en cas de survenance d'un événement de force majeure au sens de l'article 1218 du Code civil français, étant précisé que les difficultés financières ou organisationnelles propres à une Partie ne constituent pas un cas de force majeure.</w:t>
+        <w:t>15.1 Aucune des Parties ne pourra être tenue responsable de l'inexécution ou du retard d'exécution de ses obligations en cas de survenance d'un événement de force majeure (« force majeure », « act of God ») au sens du droit mauricien et des principes du common law applicables, à savoir tout événement extérieur, imprévisible et irrésistible, échappant au contrôle raisonnable de la Partie qui l'invoque (notamment : catastrophes naturelles, troubles civils, conflits armés, décisions impératives d'autorités gouvernementales rendant l'exécution impossible). Sont expressément exclus de la qualification de force majeure les difficultés financières ou organisationnelles propres à une Partie, ainsi que les défaillances techniques susceptibles d'être prévenues par les diligences raisonnables d'un professionnel.</w:t>
       </w:r>
     </w:p>
     <w:p/>
@@ -3753,16 +3908,16 @@
         <w:t>Loi applicable.</w:t>
       </w:r>
       <w:r>
-        <w:t xml:space="preserve"> Le Contrat est régi et interprété selon le </w:t>
+        <w:t xml:space="preserve"> Le présent Contrat est régi et interprété conformément au </w:t>
       </w:r>
       <w:r>
         <w:rPr>
           <w:b/>
         </w:rPr>
-        <w:t>droit français</w:t>
-      </w:r>
-      <w:r>
-        <w:t>.</w:t>
+        <w:t>droit de la République de Maurice</w:t>
+      </w:r>
+      <w:r>
+        <w:t>, en particulier à ses dispositions de droit commercial et des sociétés (Companies Act 2001), au droit de la propriété intellectuelle (Copyright Act 1997, Industrial Property Act 2019), au Data Protection Act 2017, ainsi qu'au Code civil mauricien pour les matières civiles non couvertes par les lois commerciales spéciales. Les Parties confirment expressément avoir choisi le droit mauricien comme droit applicable au sens des règles de droit international privé applicables.</w:t>
       </w:r>
     </w:p>
     <w:p/>
@@ -3777,16 +3932,16 @@
         <w:t>Juridiction.</w:t>
       </w:r>
       <w:r>
-        <w:t xml:space="preserve"> Tout litige relatif à la formation, l'exécution, l'interprétation ou la résiliation du Contrat, qui n'aurait pu être résolu à l'amiable, sera de la compétence exclusive du </w:t>
+        <w:t xml:space="preserve"> Tout litige relatif à la formation, l'exécution, l'interprétation ou la résiliation du présent Contrat, qui n'aurait pu être résolu à l'amiable, sera soumis à la compétence exclusive de la </w:t>
       </w:r>
       <w:r>
         <w:rPr>
           <w:b/>
         </w:rPr>
-        <w:t>Tribunal de commerce de Paris</w:t>
-      </w:r>
-      <w:r>
-        <w:t>, nonobstant pluralité de défendeurs ou appel en garantie.</w:t>
+        <w:t>Cour suprême de la République de Maurice (Supreme Court of Mauritius — Commercial Division)</w:t>
+      </w:r>
+      <w:r>
+        <w:t>, nonobstant pluralité de défendeurs ou appel en garantie. Les Parties renoncent expressément à se prévaloir de toute autre juridiction étatique, sans préjudice de la possibilité, pour PDLConsulting, de saisir toute juridiction compétente d'une mesure conservatoire ou injonctive en référé.</w:t>
       </w:r>
     </w:p>
     <w:p/>

--- a/legal/freelance/word/02_CONTRAT_PRESTATION.docx
+++ b/legal/freelance/word/02_CONTRAT_PRESTATION.docx
@@ -3858,10 +3858,453 @@
         <w:rPr>
           <w:b/>
         </w:rPr>
-        <w:t>Cession.</w:t>
-      </w:r>
-      <w:r>
-        <w:t xml:space="preserve"> Le Contrat est conclu intuitu personae à l'égard du Prestataire, qui ne peut le céder à un tiers sans l'accord écrit préalable de PDLConsulting. PDLConsulting peut céder librement le Contrat à toute société de son groupe ou à un tiers acquéreur de tout ou partie de son activité.</w:t>
+        <w:t>Cession et changement d'entité émettrice.</w:t>
+      </w:r>
+    </w:p>
+    <w:p/>
+    <w:p>
+      <w:r>
+        <w:t xml:space="preserve">16.6.1 </w:t>
+      </w:r>
+      <w:r>
+        <w:rPr>
+          <w:b/>
+        </w:rPr>
+        <w:t>Cession par le Prestataire.</w:t>
+      </w:r>
+      <w:r>
+        <w:t xml:space="preserve"> Le Contrat est conclu </w:t>
+      </w:r>
+      <w:r>
+        <w:rPr>
+          <w:i/>
+        </w:rPr>
+        <w:t>intuitu personae</w:t>
+      </w:r>
+      <w:r>
+        <w:t xml:space="preserve"> à l'égard du Prestataire, qui ne peut le céder, en tout ou partie, à un tiers sans l'accord écrit et préalable de PDLConsulting. Toute cession non autorisée est nulle et non avenue.</w:t>
+      </w:r>
+    </w:p>
+    <w:p/>
+    <w:p>
+      <w:r>
+        <w:t xml:space="preserve">16.6.2 </w:t>
+      </w:r>
+      <w:r>
+        <w:rPr>
+          <w:b/>
+        </w:rPr>
+        <w:t>Cession par PDLConsulting — Restructuration et changement d'entité émettrice.</w:t>
+      </w:r>
+      <w:r>
+        <w:t xml:space="preserve"> Compte tenu du caractère évolutif de la structure juridique du Client (notamment dans la perspective d'opérations de levée de fonds, de restructuration internationale ou de réorganisation du groupe), PDLConsulting </w:t>
+      </w:r>
+      <w:r>
+        <w:rPr>
+          <w:b/>
+        </w:rPr>
+        <w:t>se réserve expressément le droit de céder, transférer ou subroger</w:t>
+      </w:r>
+      <w:r>
+        <w:t xml:space="preserve"> tout ou partie du présent Contrat, ainsi que l'intégralité des droits et obligations qui en résultent (y compris la propriété intellectuelle visée à l'article 9, les obligations de confidentialité, et l'ensemble des annexes), à :</w:t>
+      </w:r>
+    </w:p>
+    <w:p/>
+    <w:p>
+      <w:pPr>
+        <w:ind w:left="454"/>
+      </w:pPr>
+      <w:r>
+        <w:rPr>
+          <w:b/>
+        </w:rPr>
+        <w:t xml:space="preserve">a) </w:t>
+      </w:r>
+      <w:r>
+        <w:t xml:space="preserve">Toute </w:t>
+      </w:r>
+      <w:r>
+        <w:rPr>
+          <w:b/>
+        </w:rPr>
+        <w:t>société du même groupe</w:t>
+      </w:r>
+      <w:r>
+        <w:t xml:space="preserve"> que PDLConsulting (filiale, société-sœur, société-mère, société holding, joint-venture contrôlée), à toute date et sans condition d'accord du Prestataire ;</w:t>
+      </w:r>
+    </w:p>
+    <w:p/>
+    <w:p>
+      <w:pPr>
+        <w:ind w:left="454"/>
+      </w:pPr>
+      <w:r>
+        <w:rPr>
+          <w:b/>
+        </w:rPr>
+        <w:t xml:space="preserve">b) </w:t>
+      </w:r>
+      <w:r>
+        <w:t xml:space="preserve">Toute </w:t>
+      </w:r>
+      <w:r>
+        <w:rPr>
+          <w:b/>
+        </w:rPr>
+        <w:t>nouvelle entité émettrice</w:t>
+      </w:r>
+      <w:r>
+        <w:t xml:space="preserve"> créée par les actionnaires de PDLConsulting ou sous leur contrôle effectif, dans le cadre d'une réorganisation du groupe (par exemple : création d'une société holding au Royaume-Uni, aux États-Unis, en Irlande, à Singapour, ou dans toute autre juridiction jugée appropriée pour les besoins du développement commercial du produit BoosterMail) ;</w:t>
+      </w:r>
+    </w:p>
+    <w:p/>
+    <w:p>
+      <w:pPr>
+        <w:ind w:left="454"/>
+      </w:pPr>
+      <w:r>
+        <w:rPr>
+          <w:b/>
+        </w:rPr>
+        <w:t xml:space="preserve">c) </w:t>
+      </w:r>
+      <w:r>
+        <w:t xml:space="preserve">Tout </w:t>
+      </w:r>
+      <w:r>
+        <w:rPr>
+          <w:b/>
+        </w:rPr>
+        <w:t>tiers acquéreur</w:t>
+      </w:r>
+      <w:r>
+        <w:t xml:space="preserve"> de tout ou partie de l'activité de PDLConsulting (cession d'actifs, cession de fonds de commerce, cession de l'intégralité du capital social, fusion, apport partiel d'actif), à toute date et sans condition d'accord du Prestataire.</w:t>
+      </w:r>
+    </w:p>
+    <w:p/>
+    <w:p>
+      <w:r>
+        <w:t xml:space="preserve">16.6.3 </w:t>
+      </w:r>
+      <w:r>
+        <w:rPr>
+          <w:b/>
+        </w:rPr>
+        <w:t>Effets de la cession.</w:t>
+      </w:r>
+      <w:r>
+        <w:t xml:space="preserve"> À compter de la date d'effet de la cession :</w:t>
+      </w:r>
+    </w:p>
+    <w:p/>
+    <w:p>
+      <w:pPr>
+        <w:ind w:left="454"/>
+      </w:pPr>
+      <w:r>
+        <w:rPr>
+          <w:b/>
+        </w:rPr>
+        <w:t xml:space="preserve">a) </w:t>
+      </w:r>
+      <w:r>
+        <w:t>L'</w:t>
+      </w:r>
+      <w:r>
+        <w:rPr>
+          <w:b/>
+        </w:rPr>
+        <w:t>entité cessionnaire</w:t>
+      </w:r>
+      <w:r>
+        <w:t xml:space="preserve"> se substitue de plein droit à PDLConsulting dans l'ensemble de ses droits et obligations au titre du présent Contrat, sans qu'il soit besoin d'un autre acte ;</w:t>
+      </w:r>
+    </w:p>
+    <w:p/>
+    <w:p>
+      <w:pPr>
+        <w:ind w:left="454"/>
+      </w:pPr>
+      <w:r>
+        <w:rPr>
+          <w:b/>
+        </w:rPr>
+        <w:t xml:space="preserve">b) </w:t>
+      </w:r>
+      <w:r>
+        <w:t>L'</w:t>
+      </w:r>
+      <w:r>
+        <w:rPr>
+          <w:b/>
+        </w:rPr>
+        <w:t>ensemble des droits de propriété intellectuelle</w:t>
+      </w:r>
+      <w:r>
+        <w:t xml:space="preserve"> cédés par le Prestataire au titre de l'article 9 sont automatiquement transférés à l'entité cessionnaire, sans rémunération supplémentaire du Prestataire et sans formalité additionnelle ;</w:t>
+      </w:r>
+    </w:p>
+    <w:p/>
+    <w:p>
+      <w:pPr>
+        <w:ind w:left="454"/>
+      </w:pPr>
+      <w:r>
+        <w:rPr>
+          <w:b/>
+        </w:rPr>
+        <w:t xml:space="preserve">c) </w:t>
+      </w:r>
+      <w:r>
+        <w:t xml:space="preserve">Les </w:t>
+      </w:r>
+      <w:r>
+        <w:rPr>
+          <w:b/>
+        </w:rPr>
+        <w:t>obligations de confidentialité</w:t>
+      </w:r>
+      <w:r>
+        <w:t xml:space="preserve"> et de non-sollicitation du Prestataire bénéficient à l'entité cessionnaire et à ses ayants droit ;</w:t>
+      </w:r>
+    </w:p>
+    <w:p/>
+    <w:p>
+      <w:pPr>
+        <w:ind w:left="454"/>
+      </w:pPr>
+      <w:r>
+        <w:rPr>
+          <w:b/>
+        </w:rPr>
+        <w:t xml:space="preserve">d) </w:t>
+      </w:r>
+      <w:r>
+        <w:t>L'</w:t>
+      </w:r>
+      <w:r>
+        <w:rPr>
+          <w:b/>
+        </w:rPr>
+        <w:t>ensemble des annexes</w:t>
+      </w:r>
+      <w:r>
+        <w:t xml:space="preserve"> (NDA, DPA, Charte sécurité, Annexe Mission) sont automatiquement transférés à l'entité cessionnaire dans les mêmes conditions ;</w:t>
+      </w:r>
+    </w:p>
+    <w:p/>
+    <w:p>
+      <w:pPr>
+        <w:ind w:left="454"/>
+      </w:pPr>
+      <w:r>
+        <w:rPr>
+          <w:b/>
+        </w:rPr>
+        <w:t xml:space="preserve">e) </w:t>
+      </w:r>
+      <w:r>
+        <w:t xml:space="preserve">Le Prestataire est </w:t>
+      </w:r>
+      <w:r>
+        <w:rPr>
+          <w:b/>
+        </w:rPr>
+        <w:t>informé par écrit</w:t>
+      </w:r>
+      <w:r>
+        <w:t xml:space="preserve"> de la cession dans un délai raisonnable (au plus 30 jours après la date d'effet) avec l'identité, la juridiction de constitution, et les coordonnées de l'entité cessionnaire.</w:t>
+      </w:r>
+    </w:p>
+    <w:p/>
+    <w:p>
+      <w:r>
+        <w:t xml:space="preserve">16.6.4 </w:t>
+      </w:r>
+      <w:r>
+        <w:rPr>
+          <w:b/>
+        </w:rPr>
+        <w:t>Adaptation de la loi applicable et de la juridiction en cas de changement d'entité émettrice.</w:t>
+      </w:r>
+      <w:r>
+        <w:t xml:space="preserve"> Dans l'hypothèse d'une cession à une entité dont le siège social est situé hors de la République de Maurice (notamment au Royaume-Uni, aux États-Unis, en Irlande, à Singapour ou dans toute autre juridiction de common law ou compatible) :</w:t>
+      </w:r>
+    </w:p>
+    <w:p/>
+    <w:p>
+      <w:pPr>
+        <w:ind w:left="454"/>
+      </w:pPr>
+      <w:r>
+        <w:rPr>
+          <w:b/>
+        </w:rPr>
+        <w:t xml:space="preserve">a) </w:t>
+      </w:r>
+      <w:r>
+        <w:t xml:space="preserve">La cession </w:t>
+      </w:r>
+      <w:r>
+        <w:rPr>
+          <w:b/>
+        </w:rPr>
+        <w:t>n'emporte pas automatiquement modification</w:t>
+      </w:r>
+      <w:r>
+        <w:t xml:space="preserve"> de la loi applicable (article 16.8) ni de la juridiction (article 16.9) du présent Contrat. Ces stipulations demeurent en vigueur sauf avenant écrit signé par les Parties (la nouvelle entité cessionnaire et le Prestataire) ;</w:t>
+      </w:r>
+    </w:p>
+    <w:p/>
+    <w:p>
+      <w:pPr>
+        <w:ind w:left="454"/>
+      </w:pPr>
+      <w:r>
+        <w:rPr>
+          <w:b/>
+        </w:rPr>
+        <w:t xml:space="preserve">b) </w:t>
+      </w:r>
+      <w:r>
+        <w:t xml:space="preserve">Toutefois, l'entité cessionnaire peut </w:t>
+      </w:r>
+      <w:r>
+        <w:rPr>
+          <w:b/>
+        </w:rPr>
+        <w:t>proposer au Prestataire</w:t>
+      </w:r>
+      <w:r>
+        <w:t xml:space="preserve">, par notification écrite, l'adaptation de la loi applicable et de la juridiction afin de les aligner sur la juridiction de son nouveau siège social. Le Prestataire s'engage à examiner cette proposition de bonne foi et à y répondre dans un délai de </w:t>
+      </w:r>
+      <w:r>
+        <w:rPr>
+          <w:b/>
+        </w:rPr>
+        <w:t>trente (30) jours</w:t>
+      </w:r>
+      <w:r>
+        <w:t>. Le silence du Prestataire à l'expiration de ce délai vaut acceptation tacite de l'avenant proposé, dès lors que :</w:t>
+      </w:r>
+    </w:p>
+    <w:p>
+      <w:pPr>
+        <w:pStyle w:val="ListBullet"/>
+      </w:pPr>
+      <w:r>
+        <w:t xml:space="preserve">La nouvelle juridiction proposée est une juridiction de </w:t>
+      </w:r>
+      <w:r>
+        <w:rPr>
+          <w:b/>
+        </w:rPr>
+        <w:t>common law commercial reconnue</w:t>
+      </w:r>
+      <w:r>
+        <w:t xml:space="preserve"> (Royaume-Uni, États-Unis, Irlande, Singapour, Hong Kong, Australie, Nouvelle-Zélande, Canada, ou toute autre juridiction du Commonwealth ou équivalente) ; et</w:t>
+      </w:r>
+    </w:p>
+    <w:p>
+      <w:pPr>
+        <w:pStyle w:val="ListBullet"/>
+      </w:pPr>
+      <w:r>
+        <w:t>Les autres stipulations du Contrat (notamment les protections substantielles du Prestataire et de l'entité cessionnaire) demeurent inchangées ;</w:t>
+      </w:r>
+    </w:p>
+    <w:p/>
+    <w:p>
+      <w:pPr>
+        <w:ind w:left="454"/>
+      </w:pPr>
+      <w:r>
+        <w:rPr>
+          <w:b/>
+        </w:rPr>
+        <w:t xml:space="preserve">c) </w:t>
+      </w:r>
+      <w:r>
+        <w:t>Le refus motivé du Prestataire d'accepter l'adaptation proposée à l'article 16.6.4 (b) ne constitue pas un manquement contractuel et n'ouvre pas droit à résiliation pour faute. Dans ce cas, le Contrat continue à être régi par la loi mauricienne et la juridiction prévue à l'article 16.9 ;</w:t>
+      </w:r>
+    </w:p>
+    <w:p/>
+    <w:p>
+      <w:pPr>
+        <w:ind w:left="454"/>
+      </w:pPr>
+      <w:r>
+        <w:rPr>
+          <w:b/>
+        </w:rPr>
+        <w:t xml:space="preserve">d) </w:t>
+      </w:r>
+      <w:r>
+        <w:rPr>
+          <w:b/>
+        </w:rPr>
+        <w:t>Pour éviter tout doute</w:t>
+      </w:r>
+      <w:r>
+        <w:t xml:space="preserve"> : la cession elle-même (au sens de l'article 16.6.2) demeure de plein droit, indépendamment de la question de l'adaptation de la loi applicable et de la juridiction, qui constitue une question distincte et postérieure.</w:t>
+      </w:r>
+    </w:p>
+    <w:p/>
+    <w:p>
+      <w:r>
+        <w:t xml:space="preserve">16.6.5 </w:t>
+      </w:r>
+      <w:r>
+        <w:rPr>
+          <w:b/>
+        </w:rPr>
+        <w:t>Garantie de continuité.</w:t>
+      </w:r>
+      <w:r>
+        <w:t xml:space="preserve"> L'entité cessionnaire garantit au Prestataire la continuité du Contrat dans les mêmes conditions que celles convenues avec PDLConsulting, sans que la cession puisse :</w:t>
+      </w:r>
+    </w:p>
+    <w:p/>
+    <w:p>
+      <w:pPr>
+        <w:ind w:left="454"/>
+      </w:pPr>
+      <w:r>
+        <w:rPr>
+          <w:b/>
+        </w:rPr>
+        <w:t xml:space="preserve">a) </w:t>
+      </w:r>
+      <w:r>
+        <w:t>Modifier unilatéralement la rémunération du Prestataire (article 8) ;</w:t>
+      </w:r>
+    </w:p>
+    <w:p>
+      <w:pPr>
+        <w:ind w:left="454"/>
+      </w:pPr>
+      <w:r>
+        <w:rPr>
+          <w:b/>
+        </w:rPr>
+        <w:t xml:space="preserve">b) </w:t>
+      </w:r>
+      <w:r>
+        <w:t>Réduire les engagements de PDLConsulting au titre des contreparties (notamment l'article 11.4.4 sur la non-concurrence) ;</w:t>
+      </w:r>
+    </w:p>
+    <w:p>
+      <w:pPr>
+        <w:ind w:left="454"/>
+      </w:pPr>
+      <w:r>
+        <w:rPr>
+          <w:b/>
+        </w:rPr>
+        <w:t xml:space="preserve">c) </w:t>
+      </w:r>
+      <w:r>
+        <w:t>Allonger les délais de paiement convenus.</w:t>
       </w:r>
     </w:p>
     <w:p/>

--- a/legal/freelance/word/02_CONTRAT_PRESTATION.docx
+++ b/legal/freelance/word/02_CONTRAT_PRESTATION.docx
@@ -62,7 +62,16 @@
         <w:t>La société Pied dans l'eau Consulting Ltd</w:t>
       </w:r>
       <w:r>
-        <w:t>, société de droit mauricien (Domestic Company), au capital social de [À COMPLÉTER] MUR, dont le siège social est sis 26 avenue Surcouf, Quatre Bornes, République de Maurice, immatriculée au Registre des Sociétés de Maurice sous le numéro [À COMPLÉTER], représentée par Monsieur Yvan BOSSER en qualité de Directeur dûment habilité aux fins des présentes,</w:t>
+        <w:t xml:space="preserve"> (« PDLConsulting »), société de droit mauricien (Domestic Company), dont le siège social est sis 26 avenue Surcouf, Quatre Bornes, République de Maurice, immatriculée au Registrar of Companies de Maurice sous le numéro </w:t>
+      </w:r>
+      <w:r>
+        <w:rPr>
+          <w:b/>
+        </w:rPr>
+        <w:t>BRN C22188347</w:t>
+      </w:r>
+      <w:r>
+        <w:t>, représentée par Monsieur Yvan BOSSER en qualité de Directeur dûment habilité aux fins des présentes,</w:t>
       </w:r>
     </w:p>
     <w:p/>
@@ -113,16 +122,70 @@
         <w:rPr>
           <w:b/>
         </w:rPr>
-        <w:t>[NOM PRÉNOM Freelance]</w:t>
-      </w:r>
-      <w:r>
-        <w:t>, [OPTION 1 : entrepreneur individuel, immatriculé au répertoire SIRENE sous le numéro [SIRET], domicilié au [adresse complète], n° de TVA intracommunautaire [si assujetti] [OPTION 2 : la société [Dénomination], [forme sociale], au capital de [montant] €, dont le siège social est sis [adresse], immatriculée au RCS de [ville] sous le numéro [SIREN], n° de TVA intracommunautaire [À COMPLÉTER], représentée par Monsieur/Madame [NOM Prénom] en qualité de [fonction]],</w:t>
+        <w:t>Mikadb LLC</w:t>
+      </w:r>
+      <w:r>
+        <w:t xml:space="preserve">, </w:t>
+      </w:r>
+      <w:r>
+        <w:rPr>
+          <w:i/>
+        </w:rPr>
+        <w:t>Limited Liability Company</w:t>
+      </w:r>
+      <w:r>
+        <w:t xml:space="preserve"> de droit de l'État du Delaware (États-Unis d'Amérique), dont le siège social est sis 16192 Coastal Highway, Lewes, Delaware 19958, Sussex County, USA, immatriculée auprès du </w:t>
+      </w:r>
+      <w:r>
+        <w:rPr>
+          <w:i/>
+        </w:rPr>
+        <w:t>Delaware Division of Corporations</w:t>
+      </w:r>
+      <w:r>
+        <w:t xml:space="preserve"> sous le </w:t>
+      </w:r>
+      <w:r>
+        <w:rPr>
+          <w:b/>
+        </w:rPr>
+        <w:t>Delaware State File Number 10036505</w:t>
+      </w:r>
+      <w:r>
+        <w:t xml:space="preserve"> et identifiée auprès de l'</w:t>
+      </w:r>
+      <w:r>
+        <w:rPr>
+          <w:i/>
+        </w:rPr>
+        <w:t>Internal Revenue Service</w:t>
+      </w:r>
+      <w:r>
+        <w:t xml:space="preserve"> sous l'</w:t>
+      </w:r>
+      <w:r>
+        <w:rPr>
+          <w:b/>
+        </w:rPr>
+        <w:t>EIN 38-4339760</w:t>
+      </w:r>
+      <w:r>
+        <w:t>, représentée par [À COMPLÉTER : Monsieur/Madame NOM Prénom] en qualité de [À COMPLÉTER : Manager / Member / Authorized Representative] dûment habilité(e) aux fins des présentes,</w:t>
       </w:r>
     </w:p>
     <w:p/>
     <w:p>
       <w:r>
-        <w:t xml:space="preserve">Ci-après dénommé(e) le « </w:t>
+        <w:t xml:space="preserve">Ci-après dénommée « </w:t>
+      </w:r>
+      <w:r>
+        <w:rPr>
+          <w:b/>
+        </w:rPr>
+        <w:t>Mikadb</w:t>
+      </w:r>
+      <w:r>
+        <w:t xml:space="preserve"> » ou le « </w:t>
       </w:r>
       <w:r>
         <w:rPr>
@@ -202,7 +265,16 @@
     <w:p/>
     <w:p>
       <w:r>
-        <w:t>Le Prestataire exerce à titre indépendant une activité de [À COMPLÉTER : ex. développement informatique, conception logicielle, ingénierie web]. Il dispose des compétences techniques requises pour intervenir sur le développement, la maintenance et l'évolution de BoosterMail.</w:t>
+        <w:t xml:space="preserve">Mikadb LLC exerce à titre indépendant une activité de </w:t>
+      </w:r>
+      <w:r>
+        <w:rPr>
+          <w:b/>
+        </w:rPr>
+        <w:t>développement informatique, conception logicielle et ingénierie d'applications web et SaaS</w:t>
+      </w:r>
+      <w:r>
+        <w:t>. Elle dispose des compétences techniques requises pour intervenir sur le développement, l'optimisation, la maintenance et l'évolution du logiciel BoosterMail, notamment en matière de développement multi-utilisateur (architecture multi-tenant), d'optimisation de performance, de mise en production, d'administration SaaS, et d'intégration de modèles d'intelligence artificielle, y compris les modèles de langage auto-hébergés (« self-hosted LLM »).</w:t>
       </w:r>
     </w:p>
     <w:p/>
@@ -4328,7 +4400,7 @@
         <w:pStyle w:val="ListBullet"/>
       </w:pPr>
       <w:r>
-        <w:t>Pour PDLConsulting : [À COMPLÉTER : email + adresse postale]</w:t>
+        <w:t>Pour PDLConsulting : [À COMPLÉTER : email officiel + 26 avenue Surcouf, Quatre Bornes, Mauritius]</w:t>
       </w:r>
     </w:p>
     <w:p>
@@ -4336,7 +4408,7 @@
         <w:pStyle w:val="ListBullet"/>
       </w:pPr>
       <w:r>
-        <w:t>Pour le Prestataire : [À COMPLÉTER]</w:t>
+        <w:t>Pour Mikadb LLC : [À COMPLÉTER : email du représentant Mikadb] + 16192 Coastal Highway, Lewes, Delaware 19958, Sussex County, USA</w:t>
       </w:r>
     </w:p>
     <w:p/>
@@ -4407,7 +4479,7 @@
     <w:p/>
     <w:p>
       <w:r>
-        <w:t>Fait en deux (2) exemplaires originaux, à [À COMPLÉTER : ville], le [date de signature].</w:t>
+        <w:t>Fait en deux (2) exemplaires originaux, à Grand Baie (République de Maurice), le [date de signature].</w:t>
       </w:r>
     </w:p>
     <w:p/>
@@ -4457,7 +4529,7 @@
               <w:rPr>
                 <w:b/>
               </w:rPr>
-              <w:t>Pour le Prestataire</w:t>
+              <w:t>Pour Mikadb LLC</w:t>
             </w:r>
           </w:p>
         </w:tc>
@@ -4481,7 +4553,7 @@
           <w:p>
             <w:r/>
             <w:r>
-              <w:t>[NOM Prénom]</w:t>
+              <w:t>[À COMPLÉTER : NOM Prénom]</w:t>
             </w:r>
           </w:p>
         </w:tc>
@@ -4505,7 +4577,7 @@
           <w:p>
             <w:r/>
             <w:r>
-              <w:t>[Qualité]</w:t>
+              <w:t>[À COMPLÉTER : Manager / Member]</w:t>
             </w:r>
           </w:p>
         </w:tc>

--- a/legal/freelance/word/02_CONTRAT_PRESTATION.docx
+++ b/legal/freelance/word/02_CONTRAT_PRESTATION.docx
@@ -170,7 +170,25 @@
         <w:t>EIN 38-4339760</w:t>
       </w:r>
       <w:r>
-        <w:t>, représentée par [À COMPLÉTER : Monsieur/Madame NOM Prénom] en qualité de [À COMPLÉTER : Manager / Member / Authorized Representative] dûment habilité(e) aux fins des présentes,</w:t>
+        <w:t xml:space="preserve">, représentée par Monsieur </w:t>
+      </w:r>
+      <w:r>
+        <w:rPr>
+          <w:b/>
+        </w:rPr>
+        <w:t>Michael de Brauwer</w:t>
+      </w:r>
+      <w:r>
+        <w:t xml:space="preserve"> en qualité de </w:t>
+      </w:r>
+      <w:r>
+        <w:rPr>
+          <w:b/>
+        </w:rPr>
+        <w:t>Manager</w:t>
+      </w:r>
+      <w:r>
+        <w:t xml:space="preserve"> dûment habilité aux fins des présentes,</w:t>
       </w:r>
     </w:p>
     <w:p/>
@@ -810,7 +828,7 @@
         <w:rPr>
           <w:b/>
         </w:rPr>
-        <w:t>[À COMPLÉTER : NOM Prénom de l'intervenant nommément désigné]</w:t>
+        <w:t>Monsieur Michael de Brauwer</w:t>
       </w:r>
       <w:r>
         <w:t>, dont les compétences et l'expérience ont déterminé le choix de PDLConsulting. Le Prestataire s'interdit d'affecter à l'exécution des Prestations toute autre personne sans l'accord écrit et préalable de PDLConsulting, qui pourra refuser librement et sans avoir à motiver sa décision. En cas d'indisponibilité prolongée (plus de quinze (15) jours calendaires) de l'intervenant désigné, le Prestataire en informe PDLConsulting sans délai, et les Parties conviennent ensemble des modalités de poursuite ou de suspension des Prestations.</w:t>
@@ -4553,7 +4571,7 @@
           <w:p>
             <w:r/>
             <w:r>
-              <w:t>[À COMPLÉTER : NOM Prénom]</w:t>
+              <w:t>Michael de Brauwer</w:t>
             </w:r>
           </w:p>
         </w:tc>
@@ -4577,7 +4595,7 @@
           <w:p>
             <w:r/>
             <w:r>
-              <w:t>[À COMPLÉTER : Manager / Member]</w:t>
+              <w:t>Manager</w:t>
             </w:r>
           </w:p>
         </w:tc>
